--- a/CodeWars/CodeWars2020Practice/2020_CW_practice.docx
+++ b/CodeWars/CodeWars2020Practice/2020_CW_practice.docx
@@ -1,6 +1,6 @@
 
 <file path=word/document.xml><?xml version="1.0" encoding="utf-8"?>
-<w:document xmlns:wpc="http://schemas.microsoft.com/office/word/2010/wordprocessingCanvas" xmlns:cx="http://schemas.microsoft.com/office/drawing/2014/chartex" xmlns:cx1="http://schemas.microsoft.com/office/drawing/2015/9/8/chartex" xmlns:cx2="http://schemas.microsoft.com/office/drawing/2015/10/21/chartex" xmlns:cx3="http://schemas.microsoft.com/office/drawing/2016/5/9/chartex" xmlns:cx4="http://schemas.microsoft.com/office/drawing/2016/5/10/chartex" xmlns:cx5="http://schemas.microsoft.com/office/drawing/2016/5/11/chartex" xmlns:cx6="http://schemas.microsoft.com/office/drawing/2016/5/12/chartex" xmlns:cx7="http://schemas.microsoft.com/office/drawing/2016/5/13/chartex" xmlns:cx8="http://schemas.microsoft.com/office/drawing/2016/5/14/chartex" xmlns:mc="http://schemas.openxmlformats.org/markup-compatibility/2006" xmlns:aink="http://schemas.microsoft.com/office/drawing/2016/ink" xmlns:am3d="http://schemas.microsoft.com/office/drawing/2017/model3d" xmlns:o="urn:schemas-microsoft-com:office:office" xmlns:r="http://schemas.openxmlformats.org/officeDocument/2006/relationships" xmlns:m="http://schemas.openxmlformats.org/officeDocument/2006/math" xmlns:v="urn:schemas-microsoft-com:vml" xmlns:wp14="http://schemas.microsoft.com/office/word/2010/wordprocessingDrawing" xmlns:wp="http://schemas.openxmlformats.org/drawingml/2006/wordprocessingDrawing" xmlns:w10="urn:schemas-microsoft-com:office:word" xmlns:w="http://schemas.openxmlformats.org/wordprocessingml/2006/main" xmlns:w14="http://schemas.microsoft.com/office/word/2010/wordml" xmlns:w15="http://schemas.microsoft.com/office/word/2012/wordml" xmlns:w16cid="http://schemas.microsoft.com/office/word/2016/wordml/cid" xmlns:w16se="http://schemas.microsoft.com/office/word/2015/wordml/symex" xmlns:wpg="http://schemas.microsoft.com/office/word/2010/wordprocessingGroup" xmlns:wpi="http://schemas.microsoft.com/office/word/2010/wordprocessingInk" xmlns:wne="http://schemas.microsoft.com/office/word/2006/wordml" xmlns:wps="http://schemas.microsoft.com/office/word/2010/wordprocessingShape" mc:Ignorable="w14 w15 w16se w16cid wp14">
+<w:document xmlns:wpc="http://schemas.microsoft.com/office/word/2010/wordprocessingCanvas" xmlns:cx="http://schemas.microsoft.com/office/drawing/2014/chartex" xmlns:cx1="http://schemas.microsoft.com/office/drawing/2015/9/8/chartex" xmlns:cx2="http://schemas.microsoft.com/office/drawing/2015/10/21/chartex" xmlns:cx3="http://schemas.microsoft.com/office/drawing/2016/5/9/chartex" xmlns:cx4="http://schemas.microsoft.com/office/drawing/2016/5/10/chartex" xmlns:cx5="http://schemas.microsoft.com/office/drawing/2016/5/11/chartex" xmlns:cx6="http://schemas.microsoft.com/office/drawing/2016/5/12/chartex" xmlns:cx7="http://schemas.microsoft.com/office/drawing/2016/5/13/chartex" xmlns:cx8="http://schemas.microsoft.com/office/drawing/2016/5/14/chartex" xmlns:mc="http://schemas.openxmlformats.org/markup-compatibility/2006" xmlns:aink="http://schemas.microsoft.com/office/drawing/2016/ink" xmlns:am3d="http://schemas.microsoft.com/office/drawing/2017/model3d" xmlns:o="urn:schemas-microsoft-com:office:office" xmlns:oel="http://schemas.microsoft.com/office/2019/extlst" xmlns:r="http://schemas.openxmlformats.org/officeDocument/2006/relationships" xmlns:m="http://schemas.openxmlformats.org/officeDocument/2006/math" xmlns:v="urn:schemas-microsoft-com:vml" xmlns:wp14="http://schemas.microsoft.com/office/word/2010/wordprocessingDrawing" xmlns:wp="http://schemas.openxmlformats.org/drawingml/2006/wordprocessingDrawing" xmlns:w10="urn:schemas-microsoft-com:office:word" xmlns:w="http://schemas.openxmlformats.org/wordprocessingml/2006/main" xmlns:w14="http://schemas.microsoft.com/office/word/2010/wordml" xmlns:w15="http://schemas.microsoft.com/office/word/2012/wordml" xmlns:w16cex="http://schemas.microsoft.com/office/word/2018/wordml/cex" xmlns:w16cid="http://schemas.microsoft.com/office/word/2016/wordml/cid" xmlns:w16="http://schemas.microsoft.com/office/word/2018/wordml" xmlns:w16du="http://schemas.microsoft.com/office/word/2023/wordml/word16du" xmlns:w16sdtdh="http://schemas.microsoft.com/office/word/2020/wordml/sdtdatahash" xmlns:w16sdtfl="http://schemas.microsoft.com/office/word/2024/wordml/sdtformatlock" xmlns:w16se="http://schemas.microsoft.com/office/word/2015/wordml/symex" xmlns:wpg="http://schemas.microsoft.com/office/word/2010/wordprocessingGroup" xmlns:wpi="http://schemas.microsoft.com/office/word/2010/wordprocessingInk" xmlns:wne="http://schemas.microsoft.com/office/word/2006/wordml" xmlns:wps="http://schemas.microsoft.com/office/word/2010/wordprocessingShape" mc:Ignorable="w14 w15 w16se w16cid w16 w16cex w16sdtdh w16sdtfl w16du wp14">
   <w:body>
     <w:p>
       <w:pPr>
@@ -3444,7 +3444,7 @@
         <mc:AlternateContent>
           <mc:Choice Requires="wps">
             <w:drawing>
-              <wp:anchor distT="0" distB="0" distL="114300" distR="114300" simplePos="0" relativeHeight="251659264" behindDoc="0" locked="0" layoutInCell="1" allowOverlap="1">
+              <wp:anchor distT="0" distB="0" distL="114300" distR="114300" simplePos="0" relativeHeight="251659264" behindDoc="0" locked="0" layoutInCell="1" allowOverlap="1" wp14:anchorId="7AD3377B" wp14:editId="1404512A">
                 <wp:simplePos x="0" y="0"/>
                 <wp:positionH relativeFrom="page">
                   <wp:posOffset>6431280</wp:posOffset>
@@ -13108,12 +13108,14 @@
         </w:rPr>
         <w:t xml:space="preserve"> </w:t>
       </w:r>
+      <w:proofErr w:type="gramStart"/>
       <w:r>
         <w:rPr>
           <w:w w:val="105"/>
         </w:rPr>
         <w:t>in</w:t>
       </w:r>
+      <w:proofErr w:type="gramEnd"/>
       <w:r>
         <w:rPr>
           <w:spacing w:val="-14"/>
@@ -15030,23 +15032,7 @@
           <w:rFonts w:ascii="Courier New"/>
           <w:sz w:val="20"/>
         </w:rPr>
-        <w:t>*#*</w:t>
-      </w:r>
-      <w:proofErr w:type="spellStart"/>
-      <w:r>
-        <w:rPr>
-          <w:rFonts w:ascii="Courier New"/>
-          <w:sz w:val="20"/>
-        </w:rPr>
-        <w:t>z$z</w:t>
-      </w:r>
-      <w:proofErr w:type="spellEnd"/>
-      <w:r>
-        <w:rPr>
-          <w:rFonts w:ascii="Courier New"/>
-          <w:sz w:val="20"/>
-        </w:rPr>
-        <w:t>*</w:t>
+        <w:t>*#*z$z*</w:t>
       </w:r>
     </w:p>
     <w:p>
@@ -25353,7 +25339,21 @@
         <w:rPr>
           <w:w w:val="105"/>
         </w:rPr>
-        <w:t xml:space="preserve">The Owner of Club Cannibal, Mr. D Saur is about to </w:t>
+        <w:t xml:space="preserve">The Owner of Club Cannibal, Mr. D </w:t>
+      </w:r>
+      <w:proofErr w:type="gramStart"/>
+      <w:r>
+        <w:rPr>
+          <w:w w:val="105"/>
+        </w:rPr>
+        <w:t>Saur</w:t>
+      </w:r>
+      <w:proofErr w:type="gramEnd"/>
+      <w:r>
+        <w:rPr>
+          <w:w w:val="105"/>
+        </w:rPr>
+        <w:t xml:space="preserve"> is about to </w:t>
       </w:r>
       <w:proofErr w:type="gramStart"/>
       <w:r>
@@ -26161,21 +26161,7 @@
               <w:rPr>
                 <w:w w:val="105"/>
               </w:rPr>
-              <w:t xml:space="preserve">Only </w:t>
-            </w:r>
-            <w:proofErr w:type="gramStart"/>
-            <w:r>
-              <w:rPr>
-                <w:w w:val="105"/>
-              </w:rPr>
-              <w:t>For</w:t>
-            </w:r>
-            <w:proofErr w:type="gramEnd"/>
-            <w:r>
-              <w:rPr>
-                <w:w w:val="105"/>
-              </w:rPr>
-              <w:t xml:space="preserve"> Dinosaurs</w:t>
+              <w:t>Only For Dinosaurs</w:t>
             </w:r>
           </w:p>
         </w:tc>
@@ -28523,23 +28509,7 @@
           <w:rFonts w:ascii="Courier New"/>
           <w:sz w:val="20"/>
         </w:rPr>
-        <w:t>"</w:t>
-      </w:r>
-      <w:proofErr w:type="spellStart"/>
-      <w:r>
-        <w:rPr>
-          <w:rFonts w:ascii="Courier New"/>
-          <w:sz w:val="20"/>
-        </w:rPr>
-        <w:t>Tik</w:t>
-      </w:r>
-      <w:proofErr w:type="spellEnd"/>
-      <w:r>
-        <w:rPr>
-          <w:rFonts w:ascii="Courier New"/>
-          <w:sz w:val="20"/>
-        </w:rPr>
-        <w:t>-Tok" Alright</w:t>
+        <w:t>"Tik-Tok" Alright</w:t>
       </w:r>
     </w:p>
     <w:p>
@@ -28589,23 +28559,7 @@
           <w:rFonts w:ascii="Courier New"/>
           <w:sz w:val="20"/>
         </w:rPr>
-        <w:t xml:space="preserve"> Dinosaurs "</w:t>
-      </w:r>
-      <w:proofErr w:type="spellStart"/>
-      <w:r>
-        <w:rPr>
-          <w:rFonts w:ascii="Courier New"/>
-          <w:sz w:val="20"/>
-        </w:rPr>
-        <w:t>Tik</w:t>
-      </w:r>
-      <w:proofErr w:type="spellEnd"/>
-      <w:r>
-        <w:rPr>
-          <w:rFonts w:ascii="Courier New"/>
-          <w:sz w:val="20"/>
-        </w:rPr>
-        <w:t>-Tok" 40</w:t>
+        <w:t xml:space="preserve"> Dinosaurs "Tik-Tok" 40</w:t>
       </w:r>
     </w:p>
     <w:p>
@@ -28639,23 +28593,7 @@
           <w:rFonts w:ascii="Courier New"/>
           <w:sz w:val="20"/>
         </w:rPr>
-        <w:t>"</w:t>
-      </w:r>
-      <w:proofErr w:type="spellStart"/>
-      <w:r>
-        <w:rPr>
-          <w:rFonts w:ascii="Courier New"/>
-          <w:sz w:val="20"/>
-        </w:rPr>
-        <w:t>Tik</w:t>
-      </w:r>
-      <w:proofErr w:type="spellEnd"/>
-      <w:r>
-        <w:rPr>
-          <w:rFonts w:ascii="Courier New"/>
-          <w:sz w:val="20"/>
-        </w:rPr>
-        <w:t>-Tok" 40</w:t>
+        <w:t>"Tik-Tok" 40</w:t>
       </w:r>
     </w:p>
     <w:p>
@@ -32682,14 +32620,12 @@
         </w:rPr>
         <w:t xml:space="preserve"> </w:t>
       </w:r>
-      <w:proofErr w:type="spellStart"/>
       <w:r>
         <w:rPr>
           <w:w w:val="105"/>
         </w:rPr>
         <w:t>crunk</w:t>
       </w:r>
-      <w:proofErr w:type="spellEnd"/>
       <w:r>
         <w:rPr>
           <w:spacing w:val="-11"/>
@@ -34561,11 +34497,19 @@
         </w:tabs>
         <w:spacing w:before="20"/>
       </w:pPr>
-      <w:r>
-        <w:rPr>
-          <w:w w:val="105"/>
-        </w:rPr>
-        <w:t xml:space="preserve">a dash, </w:t>
+      <w:proofErr w:type="gramStart"/>
+      <w:r>
+        <w:rPr>
+          <w:w w:val="105"/>
+        </w:rPr>
+        <w:t>a dash</w:t>
+      </w:r>
+      <w:proofErr w:type="gramEnd"/>
+      <w:r>
+        <w:rPr>
+          <w:w w:val="105"/>
+        </w:rPr>
+        <w:t xml:space="preserve">, </w:t>
       </w:r>
       <w:proofErr w:type="gramStart"/>
       <w:r>
@@ -36119,7 +36063,7 @@
         <mc:AlternateContent>
           <mc:Choice Requires="wps">
             <w:drawing>
-              <wp:anchor distT="0" distB="0" distL="0" distR="0" simplePos="0" relativeHeight="251660288" behindDoc="1" locked="0" layoutInCell="1" allowOverlap="1">
+              <wp:anchor distT="0" distB="0" distL="0" distR="0" simplePos="0" relativeHeight="251660288" behindDoc="1" locked="0" layoutInCell="1" allowOverlap="1" wp14:anchorId="04AA65E5" wp14:editId="1813A70F">
                 <wp:simplePos x="0" y="0"/>
                 <wp:positionH relativeFrom="page">
                   <wp:posOffset>721360</wp:posOffset>
@@ -39015,21 +38959,7 @@
         <w:rPr>
           <w:w w:val="105"/>
         </w:rPr>
-        <w:t xml:space="preserve">from places of business often need to be very fast. In order to avoid speeding tickets, in his tiny town of </w:t>
-      </w:r>
-      <w:proofErr w:type="spellStart"/>
-      <w:r>
-        <w:rPr>
-          <w:w w:val="105"/>
-        </w:rPr>
-        <w:t>Toontown</w:t>
-      </w:r>
-      <w:proofErr w:type="spellEnd"/>
-      <w:r>
-        <w:rPr>
-          <w:w w:val="105"/>
-        </w:rPr>
-        <w:t>, USA, he has talked to an old buddy of his with a police radio scanner, who has, for an inconsequential</w:t>
+        <w:t>from places of business often need to be very fast. In order to avoid speeding tickets, in his tiny town of Toontown, USA, he has talked to an old buddy of his with a police radio scanner, who has, for an inconsequential</w:t>
       </w:r>
       <w:r>
         <w:rPr>
@@ -52201,25 +52131,7 @@
           <w:w w:val="105"/>
           <w:sz w:val="20"/>
         </w:rPr>
-        <w:t xml:space="preserve"> 400 </w:t>
-      </w:r>
-      <w:proofErr w:type="spellStart"/>
-      <w:r>
-        <w:rPr>
-          <w:rFonts w:ascii="Courier New"/>
-          <w:w w:val="105"/>
-          <w:sz w:val="20"/>
-        </w:rPr>
-        <w:t>Sarlak</w:t>
-      </w:r>
-      <w:proofErr w:type="spellEnd"/>
-      <w:r>
-        <w:rPr>
-          <w:rFonts w:ascii="Courier New"/>
-          <w:w w:val="105"/>
-          <w:sz w:val="20"/>
-        </w:rPr>
-        <w:t xml:space="preserve"> Trap </w:t>
+        <w:t xml:space="preserve"> 400 Sarlak Trap </w:t>
       </w:r>
       <w:proofErr w:type="spellStart"/>
       <w:r>
@@ -54819,118 +54731,118 @@
         </w:rPr>
         <w:t xml:space="preserve"> </w:t>
       </w:r>
+      <w:r>
+        <w:rPr>
+          <w:w w:val="105"/>
+        </w:rPr>
+        <w:t>a</w:t>
+      </w:r>
+      <w:r>
+        <w:rPr>
+          <w:spacing w:val="-9"/>
+          <w:w w:val="105"/>
+        </w:rPr>
+        <w:t xml:space="preserve"> </w:t>
+      </w:r>
+      <w:r>
+        <w:rPr>
+          <w:w w:val="105"/>
+        </w:rPr>
+        <w:t>number</w:t>
+      </w:r>
+      <w:r>
+        <w:rPr>
+          <w:spacing w:val="-8"/>
+          <w:w w:val="105"/>
+        </w:rPr>
+        <w:t xml:space="preserve"> </w:t>
+      </w:r>
+      <w:r>
+        <w:rPr>
+          <w:w w:val="105"/>
+        </w:rPr>
+        <w:t>of</w:t>
+      </w:r>
+      <w:r>
+        <w:rPr>
+          <w:spacing w:val="-8"/>
+          <w:w w:val="105"/>
+        </w:rPr>
+        <w:t xml:space="preserve"> </w:t>
+      </w:r>
+      <w:r>
+        <w:rPr>
+          <w:w w:val="105"/>
+        </w:rPr>
+        <w:t>sales,</w:t>
+      </w:r>
+      <w:r>
+        <w:rPr>
+          <w:spacing w:val="-8"/>
+          <w:w w:val="105"/>
+        </w:rPr>
+        <w:t xml:space="preserve"> </w:t>
+      </w:r>
+      <w:r>
+        <w:rPr>
+          <w:w w:val="105"/>
+        </w:rPr>
+        <w:t>0</w:t>
+      </w:r>
+      <w:r>
+        <w:rPr>
+          <w:spacing w:val="-9"/>
+          <w:w w:val="105"/>
+        </w:rPr>
+        <w:t xml:space="preserve"> </w:t>
+      </w:r>
+      <w:r>
+        <w:rPr>
+          <w:w w:val="105"/>
+        </w:rPr>
+        <w:t>&lt;</w:t>
+      </w:r>
+      <w:r>
+        <w:rPr>
+          <w:spacing w:val="-8"/>
+          <w:w w:val="105"/>
+        </w:rPr>
+        <w:t xml:space="preserve"> </w:t>
+      </w:r>
+      <w:r>
+        <w:rPr>
+          <w:w w:val="105"/>
+        </w:rPr>
+        <w:t>K</w:t>
+      </w:r>
+      <w:r>
+        <w:rPr>
+          <w:spacing w:val="-8"/>
+          <w:w w:val="105"/>
+        </w:rPr>
+        <w:t xml:space="preserve"> </w:t>
+      </w:r>
+      <w:r>
+        <w:rPr>
+          <w:w w:val="105"/>
+        </w:rPr>
+        <w:t>≤</w:t>
+      </w:r>
+      <w:r>
+        <w:rPr>
+          <w:spacing w:val="-8"/>
+          <w:w w:val="105"/>
+        </w:rPr>
+        <w:t xml:space="preserve"> </w:t>
+      </w:r>
       <w:proofErr w:type="gramStart"/>
       <w:r>
         <w:rPr>
           <w:w w:val="105"/>
         </w:rPr>
-        <w:t>a</w:t>
-      </w:r>
-      <w:r>
-        <w:rPr>
-          <w:spacing w:val="-9"/>
-          <w:w w:val="105"/>
-        </w:rPr>
-        <w:t xml:space="preserve"> </w:t>
-      </w:r>
-      <w:r>
-        <w:rPr>
-          <w:w w:val="105"/>
-        </w:rPr>
-        <w:t>number</w:t>
-      </w:r>
-      <w:r>
-        <w:rPr>
-          <w:spacing w:val="-8"/>
-          <w:w w:val="105"/>
-        </w:rPr>
-        <w:t xml:space="preserve"> </w:t>
-      </w:r>
-      <w:r>
-        <w:rPr>
-          <w:w w:val="105"/>
-        </w:rPr>
-        <w:t>of</w:t>
+        <w:t>10,</w:t>
       </w:r>
       <w:proofErr w:type="gramEnd"/>
-      <w:r>
-        <w:rPr>
-          <w:spacing w:val="-8"/>
-          <w:w w:val="105"/>
-        </w:rPr>
-        <w:t xml:space="preserve"> </w:t>
-      </w:r>
-      <w:r>
-        <w:rPr>
-          <w:w w:val="105"/>
-        </w:rPr>
-        <w:t>sales,</w:t>
-      </w:r>
-      <w:r>
-        <w:rPr>
-          <w:spacing w:val="-8"/>
-          <w:w w:val="105"/>
-        </w:rPr>
-        <w:t xml:space="preserve"> </w:t>
-      </w:r>
-      <w:r>
-        <w:rPr>
-          <w:w w:val="105"/>
-        </w:rPr>
-        <w:t>0</w:t>
-      </w:r>
-      <w:r>
-        <w:rPr>
-          <w:spacing w:val="-9"/>
-          <w:w w:val="105"/>
-        </w:rPr>
-        <w:t xml:space="preserve"> </w:t>
-      </w:r>
-      <w:r>
-        <w:rPr>
-          <w:w w:val="105"/>
-        </w:rPr>
-        <w:t>&lt;</w:t>
-      </w:r>
-      <w:r>
-        <w:rPr>
-          <w:spacing w:val="-8"/>
-          <w:w w:val="105"/>
-        </w:rPr>
-        <w:t xml:space="preserve"> </w:t>
-      </w:r>
-      <w:r>
-        <w:rPr>
-          <w:w w:val="105"/>
-        </w:rPr>
-        <w:t>K</w:t>
-      </w:r>
-      <w:r>
-        <w:rPr>
-          <w:spacing w:val="-8"/>
-          <w:w w:val="105"/>
-        </w:rPr>
-        <w:t xml:space="preserve"> </w:t>
-      </w:r>
-      <w:r>
-        <w:rPr>
-          <w:w w:val="105"/>
-        </w:rPr>
-        <w:t>≤</w:t>
-      </w:r>
-      <w:r>
-        <w:rPr>
-          <w:spacing w:val="-8"/>
-          <w:w w:val="105"/>
-        </w:rPr>
-        <w:t xml:space="preserve"> </w:t>
-      </w:r>
-      <w:r>
-        <w:rPr>
-          <w:w w:val="105"/>
-        </w:rPr>
-        <w:t>10,</w:t>
-      </w:r>
       <w:r>
         <w:rPr>
           <w:spacing w:val="-8"/>
@@ -57498,14 +57410,12 @@
         </w:rPr>
         <w:t xml:space="preserve"> </w:t>
       </w:r>
-      <w:proofErr w:type="gramStart"/>
       <w:r>
         <w:rPr>
           <w:w w:val="105"/>
         </w:rPr>
         <w:t>trip</w:t>
       </w:r>
-      <w:proofErr w:type="gramEnd"/>
       <w:r>
         <w:rPr>
           <w:spacing w:val="-10"/>
@@ -60117,12 +60027,14 @@
         </w:rPr>
         <w:t xml:space="preserve"> </w:t>
       </w:r>
+      <w:proofErr w:type="gramStart"/>
       <w:r>
         <w:rPr>
           <w:w w:val="105"/>
         </w:rPr>
         <w:t>still</w:t>
       </w:r>
+      <w:proofErr w:type="gramEnd"/>
       <w:r>
         <w:rPr>
           <w:spacing w:val="-8"/>
@@ -60678,12 +60590,14 @@
         </w:rPr>
         <w:t xml:space="preserve"> </w:t>
       </w:r>
+      <w:proofErr w:type="gramStart"/>
       <w:r>
         <w:rPr>
           <w:w w:val="105"/>
         </w:rPr>
         <w:t>spans</w:t>
       </w:r>
+      <w:proofErr w:type="gramEnd"/>
       <w:r>
         <w:rPr>
           <w:spacing w:val="-9"/>
@@ -62155,23 +62069,13 @@
                 <w:sz w:val="19"/>
               </w:rPr>
             </w:pPr>
-            <w:proofErr w:type="spellStart"/>
             <w:r>
               <w:rPr>
                 <w:rFonts w:ascii="Courier New" w:hAnsi="Courier New" w:cs="Courier New"/>
                 <w:w w:val="105"/>
                 <w:sz w:val="19"/>
               </w:rPr>
-              <w:t>Toontown</w:t>
-            </w:r>
-            <w:proofErr w:type="spellEnd"/>
-            <w:r>
-              <w:rPr>
-                <w:rFonts w:ascii="Courier New" w:hAnsi="Courier New" w:cs="Courier New"/>
-                <w:w w:val="105"/>
-                <w:sz w:val="19"/>
-              </w:rPr>
-              <w:t xml:space="preserve"> Westford 3</w:t>
+              <w:t>Toontown Westford 3</w:t>
             </w:r>
           </w:p>
         </w:tc>
@@ -62248,25 +62152,7 @@
                 <w:w w:val="105"/>
                 <w:sz w:val="19"/>
               </w:rPr>
-              <w:t xml:space="preserve">Westford </w:t>
-            </w:r>
-            <w:proofErr w:type="spellStart"/>
-            <w:r>
-              <w:rPr>
-                <w:rFonts w:ascii="Courier New" w:hAnsi="Courier New" w:cs="Courier New"/>
-                <w:w w:val="105"/>
-                <w:sz w:val="19"/>
-              </w:rPr>
-              <w:t>Toontown</w:t>
-            </w:r>
-            <w:proofErr w:type="spellEnd"/>
-            <w:r>
-              <w:rPr>
-                <w:rFonts w:ascii="Courier New" w:hAnsi="Courier New" w:cs="Courier New"/>
-                <w:w w:val="105"/>
-                <w:sz w:val="19"/>
-              </w:rPr>
-              <w:t xml:space="preserve"> 3</w:t>
+              <w:t>Westford Toontown 3</w:t>
             </w:r>
           </w:p>
         </w:tc>
@@ -62343,18 +62229,8 @@
                 <w:w w:val="105"/>
                 <w:sz w:val="19"/>
               </w:rPr>
-              <w:t xml:space="preserve">Georgetown </w:t>
+              <w:t>Georgetown Toontown</w:t>
             </w:r>
-            <w:proofErr w:type="spellStart"/>
-            <w:r>
-              <w:rPr>
-                <w:rFonts w:ascii="Courier New" w:hAnsi="Courier New" w:cs="Courier New"/>
-                <w:w w:val="105"/>
-                <w:sz w:val="19"/>
-              </w:rPr>
-              <w:t>Toontown</w:t>
-            </w:r>
-            <w:proofErr w:type="spellEnd"/>
           </w:p>
         </w:tc>
         <w:tc>
@@ -62479,21 +62355,12 @@
           <w:rFonts w:ascii="Courier New" w:hAnsi="Courier New" w:cs="Courier New"/>
         </w:rPr>
       </w:pPr>
-      <w:proofErr w:type="spellStart"/>
       <w:r>
         <w:rPr>
           <w:rFonts w:ascii="Courier New" w:hAnsi="Courier New" w:cs="Courier New"/>
           <w:w w:val="105"/>
         </w:rPr>
-        <w:t>Toontown</w:t>
-      </w:r>
-      <w:proofErr w:type="spellEnd"/>
-      <w:r>
-        <w:rPr>
-          <w:rFonts w:ascii="Courier New" w:hAnsi="Courier New" w:cs="Courier New"/>
-          <w:w w:val="105"/>
-        </w:rPr>
-        <w:t xml:space="preserve"> Paton 4 Westend 4</w:t>
+        <w:t>Toontown Paton 4 Westend 4</w:t>
       </w:r>
     </w:p>
     <w:p>
@@ -62509,23 +62376,7 @@
           <w:rFonts w:ascii="Courier New" w:hAnsi="Courier New" w:cs="Courier New"/>
           <w:w w:val="105"/>
         </w:rPr>
-        <w:t xml:space="preserve">Paton </w:t>
-      </w:r>
-      <w:proofErr w:type="spellStart"/>
-      <w:r>
-        <w:rPr>
-          <w:rFonts w:ascii="Courier New" w:hAnsi="Courier New" w:cs="Courier New"/>
-          <w:w w:val="105"/>
-        </w:rPr>
-        <w:t>Toontown</w:t>
-      </w:r>
-      <w:proofErr w:type="spellEnd"/>
-      <w:r>
-        <w:rPr>
-          <w:rFonts w:ascii="Courier New" w:hAnsi="Courier New" w:cs="Courier New"/>
-          <w:w w:val="105"/>
-        </w:rPr>
-        <w:t xml:space="preserve"> 4 </w:t>
+        <w:t xml:space="preserve">Paton Toontown 4 </w:t>
       </w:r>
       <w:proofErr w:type="spellStart"/>
       <w:r>
@@ -62557,23 +62408,7 @@
           <w:rFonts w:ascii="Courier New" w:hAnsi="Courier New" w:cs="Courier New"/>
           <w:w w:val="105"/>
         </w:rPr>
-        <w:t xml:space="preserve">Westend </w:t>
-      </w:r>
-      <w:proofErr w:type="spellStart"/>
-      <w:r>
-        <w:rPr>
-          <w:rFonts w:ascii="Courier New" w:hAnsi="Courier New" w:cs="Courier New"/>
-          <w:w w:val="105"/>
-        </w:rPr>
-        <w:t>Toontown</w:t>
-      </w:r>
-      <w:proofErr w:type="spellEnd"/>
-      <w:r>
-        <w:rPr>
-          <w:rFonts w:ascii="Courier New" w:hAnsi="Courier New" w:cs="Courier New"/>
-          <w:w w:val="105"/>
-        </w:rPr>
-        <w:t xml:space="preserve"> 4 Paulson 10 </w:t>
+        <w:t xml:space="preserve">Westend Toontown 4 Paulson 10 </w:t>
       </w:r>
       <w:proofErr w:type="spellStart"/>
       <w:r>
@@ -65471,7 +65306,21 @@
         <w:rPr>
           <w:w w:val="105"/>
         </w:rPr>
-        <w:t xml:space="preserve">items that city </w:t>
+        <w:t xml:space="preserve">items that </w:t>
+      </w:r>
+      <w:proofErr w:type="gramStart"/>
+      <w:r>
+        <w:rPr>
+          <w:w w:val="105"/>
+        </w:rPr>
+        <w:t>city</w:t>
+      </w:r>
+      <w:proofErr w:type="gramEnd"/>
+      <w:r>
+        <w:rPr>
+          <w:w w:val="105"/>
+        </w:rPr>
+        <w:t xml:space="preserve"> </w:t>
       </w:r>
       <w:proofErr w:type="gramStart"/>
       <w:r>
@@ -66542,21 +66391,12 @@
           <w:rFonts w:ascii="Courier New"/>
         </w:rPr>
       </w:pPr>
-      <w:proofErr w:type="spellStart"/>
       <w:r>
         <w:rPr>
           <w:rFonts w:ascii="Courier New"/>
           <w:w w:val="105"/>
         </w:rPr>
-        <w:t>Toontown</w:t>
-      </w:r>
-      <w:proofErr w:type="spellEnd"/>
-      <w:r>
-        <w:rPr>
-          <w:rFonts w:ascii="Courier New"/>
-          <w:w w:val="105"/>
-        </w:rPr>
-        <w:t xml:space="preserve"> 0 Westford 3 Georgetown 5</w:t>
+        <w:t>Toontown 0 Westford 3 Georgetown 5</w:t>
       </w:r>
     </w:p>
     <w:p>
@@ -66615,21 +66455,12 @@
           <w:rFonts w:ascii="Courier New"/>
         </w:rPr>
       </w:pPr>
-      <w:proofErr w:type="spellStart"/>
       <w:r>
         <w:rPr>
           <w:rFonts w:ascii="Courier New"/>
           <w:w w:val="105"/>
         </w:rPr>
-        <w:t>Toontown</w:t>
-      </w:r>
-      <w:proofErr w:type="spellEnd"/>
-      <w:r>
-        <w:rPr>
-          <w:rFonts w:ascii="Courier New"/>
-          <w:w w:val="105"/>
-        </w:rPr>
-        <w:t xml:space="preserve"> 0 Paton 4 Westend 4</w:t>
+        <w:t>Toontown 0 Paton 4 Westend 4</w:t>
       </w:r>
     </w:p>
     <w:p>
@@ -66791,8 +66622,6 @@
           <w:sz w:val="19"/>
         </w:rPr>
       </w:pPr>
-      <w:bookmarkStart w:id="8" w:name="_GoBack"/>
-      <w:bookmarkEnd w:id="8"/>
       <w:r>
         <w:rPr>
           <w:rFonts w:ascii="Courier New"/>
@@ -66824,7 +66653,7 @@
 </file>
 
 <file path=word/endnotes.xml><?xml version="1.0" encoding="utf-8"?>
-<w:endnotes xmlns:wpc="http://schemas.microsoft.com/office/word/2010/wordprocessingCanvas" xmlns:cx="http://schemas.microsoft.com/office/drawing/2014/chartex" xmlns:cx1="http://schemas.microsoft.com/office/drawing/2015/9/8/chartex" xmlns:cx2="http://schemas.microsoft.com/office/drawing/2015/10/21/chartex" xmlns:cx3="http://schemas.microsoft.com/office/drawing/2016/5/9/chartex" xmlns:cx4="http://schemas.microsoft.com/office/drawing/2016/5/10/chartex" xmlns:cx5="http://schemas.microsoft.com/office/drawing/2016/5/11/chartex" xmlns:cx6="http://schemas.microsoft.com/office/drawing/2016/5/12/chartex" xmlns:cx7="http://schemas.microsoft.com/office/drawing/2016/5/13/chartex" xmlns:cx8="http://schemas.microsoft.com/office/drawing/2016/5/14/chartex" xmlns:mc="http://schemas.openxmlformats.org/markup-compatibility/2006" xmlns:aink="http://schemas.microsoft.com/office/drawing/2016/ink" xmlns:am3d="http://schemas.microsoft.com/office/drawing/2017/model3d" xmlns:o="urn:schemas-microsoft-com:office:office" xmlns:r="http://schemas.openxmlformats.org/officeDocument/2006/relationships" xmlns:m="http://schemas.openxmlformats.org/officeDocument/2006/math" xmlns:v="urn:schemas-microsoft-com:vml" xmlns:wp14="http://schemas.microsoft.com/office/word/2010/wordprocessingDrawing" xmlns:wp="http://schemas.openxmlformats.org/drawingml/2006/wordprocessingDrawing" xmlns:w10="urn:schemas-microsoft-com:office:word" xmlns:w="http://schemas.openxmlformats.org/wordprocessingml/2006/main" xmlns:w14="http://schemas.microsoft.com/office/word/2010/wordml" xmlns:w15="http://schemas.microsoft.com/office/word/2012/wordml" xmlns:w16cid="http://schemas.microsoft.com/office/word/2016/wordml/cid" xmlns:w16se="http://schemas.microsoft.com/office/word/2015/wordml/symex" xmlns:wpg="http://schemas.microsoft.com/office/word/2010/wordprocessingGroup" xmlns:wpi="http://schemas.microsoft.com/office/word/2010/wordprocessingInk" xmlns:wne="http://schemas.microsoft.com/office/word/2006/wordml" xmlns:wps="http://schemas.microsoft.com/office/word/2010/wordprocessingShape" mc:Ignorable="w14 w15 w16se w16cid wp14">
+<w:endnotes xmlns:wpc="http://schemas.microsoft.com/office/word/2010/wordprocessingCanvas" xmlns:cx="http://schemas.microsoft.com/office/drawing/2014/chartex" xmlns:cx1="http://schemas.microsoft.com/office/drawing/2015/9/8/chartex" xmlns:cx2="http://schemas.microsoft.com/office/drawing/2015/10/21/chartex" xmlns:cx3="http://schemas.microsoft.com/office/drawing/2016/5/9/chartex" xmlns:cx4="http://schemas.microsoft.com/office/drawing/2016/5/10/chartex" xmlns:cx5="http://schemas.microsoft.com/office/drawing/2016/5/11/chartex" xmlns:cx6="http://schemas.microsoft.com/office/drawing/2016/5/12/chartex" xmlns:cx7="http://schemas.microsoft.com/office/drawing/2016/5/13/chartex" xmlns:cx8="http://schemas.microsoft.com/office/drawing/2016/5/14/chartex" xmlns:mc="http://schemas.openxmlformats.org/markup-compatibility/2006" xmlns:aink="http://schemas.microsoft.com/office/drawing/2016/ink" xmlns:am3d="http://schemas.microsoft.com/office/drawing/2017/model3d" xmlns:o="urn:schemas-microsoft-com:office:office" xmlns:oel="http://schemas.microsoft.com/office/2019/extlst" xmlns:r="http://schemas.openxmlformats.org/officeDocument/2006/relationships" xmlns:m="http://schemas.openxmlformats.org/officeDocument/2006/math" xmlns:v="urn:schemas-microsoft-com:vml" xmlns:wp14="http://schemas.microsoft.com/office/word/2010/wordprocessingDrawing" xmlns:wp="http://schemas.openxmlformats.org/drawingml/2006/wordprocessingDrawing" xmlns:w10="urn:schemas-microsoft-com:office:word" xmlns:w="http://schemas.openxmlformats.org/wordprocessingml/2006/main" xmlns:w14="http://schemas.microsoft.com/office/word/2010/wordml" xmlns:w15="http://schemas.microsoft.com/office/word/2012/wordml" xmlns:w16cex="http://schemas.microsoft.com/office/word/2018/wordml/cex" xmlns:w16cid="http://schemas.microsoft.com/office/word/2016/wordml/cid" xmlns:w16="http://schemas.microsoft.com/office/word/2018/wordml" xmlns:w16du="http://schemas.microsoft.com/office/word/2023/wordml/word16du" xmlns:w16sdtdh="http://schemas.microsoft.com/office/word/2020/wordml/sdtdatahash" xmlns:w16sdtfl="http://schemas.microsoft.com/office/word/2024/wordml/sdtformatlock" xmlns:w16se="http://schemas.microsoft.com/office/word/2015/wordml/symex" xmlns:wpg="http://schemas.microsoft.com/office/word/2010/wordprocessingGroup" xmlns:wpi="http://schemas.microsoft.com/office/word/2010/wordprocessingInk" xmlns:wne="http://schemas.microsoft.com/office/word/2006/wordml" xmlns:wps="http://schemas.microsoft.com/office/word/2010/wordprocessingShape" mc:Ignorable="w14 w15 w16se w16cid w16 w16cex w16sdtdh w16sdtfl w16du wp14">
   <w:endnote w:type="separator" w:id="-1">
     <w:p>
       <w:r>
@@ -66843,7 +66672,7 @@
 </file>
 
 <file path=word/footnotes.xml><?xml version="1.0" encoding="utf-8"?>
-<w:footnotes xmlns:wpc="http://schemas.microsoft.com/office/word/2010/wordprocessingCanvas" xmlns:cx="http://schemas.microsoft.com/office/drawing/2014/chartex" xmlns:cx1="http://schemas.microsoft.com/office/drawing/2015/9/8/chartex" xmlns:cx2="http://schemas.microsoft.com/office/drawing/2015/10/21/chartex" xmlns:cx3="http://schemas.microsoft.com/office/drawing/2016/5/9/chartex" xmlns:cx4="http://schemas.microsoft.com/office/drawing/2016/5/10/chartex" xmlns:cx5="http://schemas.microsoft.com/office/drawing/2016/5/11/chartex" xmlns:cx6="http://schemas.microsoft.com/office/drawing/2016/5/12/chartex" xmlns:cx7="http://schemas.microsoft.com/office/drawing/2016/5/13/chartex" xmlns:cx8="http://schemas.microsoft.com/office/drawing/2016/5/14/chartex" xmlns:mc="http://schemas.openxmlformats.org/markup-compatibility/2006" xmlns:aink="http://schemas.microsoft.com/office/drawing/2016/ink" xmlns:am3d="http://schemas.microsoft.com/office/drawing/2017/model3d" xmlns:o="urn:schemas-microsoft-com:office:office" xmlns:r="http://schemas.openxmlformats.org/officeDocument/2006/relationships" xmlns:m="http://schemas.openxmlformats.org/officeDocument/2006/math" xmlns:v="urn:schemas-microsoft-com:vml" xmlns:wp14="http://schemas.microsoft.com/office/word/2010/wordprocessingDrawing" xmlns:wp="http://schemas.openxmlformats.org/drawingml/2006/wordprocessingDrawing" xmlns:w10="urn:schemas-microsoft-com:office:word" xmlns:w="http://schemas.openxmlformats.org/wordprocessingml/2006/main" xmlns:w14="http://schemas.microsoft.com/office/word/2010/wordml" xmlns:w15="http://schemas.microsoft.com/office/word/2012/wordml" xmlns:w16cid="http://schemas.microsoft.com/office/word/2016/wordml/cid" xmlns:w16se="http://schemas.microsoft.com/office/word/2015/wordml/symex" xmlns:wpg="http://schemas.microsoft.com/office/word/2010/wordprocessingGroup" xmlns:wpi="http://schemas.microsoft.com/office/word/2010/wordprocessingInk" xmlns:wne="http://schemas.microsoft.com/office/word/2006/wordml" xmlns:wps="http://schemas.microsoft.com/office/word/2010/wordprocessingShape" mc:Ignorable="w14 w15 w16se w16cid wp14">
+<w:footnotes xmlns:wpc="http://schemas.microsoft.com/office/word/2010/wordprocessingCanvas" xmlns:cx="http://schemas.microsoft.com/office/drawing/2014/chartex" xmlns:cx1="http://schemas.microsoft.com/office/drawing/2015/9/8/chartex" xmlns:cx2="http://schemas.microsoft.com/office/drawing/2015/10/21/chartex" xmlns:cx3="http://schemas.microsoft.com/office/drawing/2016/5/9/chartex" xmlns:cx4="http://schemas.microsoft.com/office/drawing/2016/5/10/chartex" xmlns:cx5="http://schemas.microsoft.com/office/drawing/2016/5/11/chartex" xmlns:cx6="http://schemas.microsoft.com/office/drawing/2016/5/12/chartex" xmlns:cx7="http://schemas.microsoft.com/office/drawing/2016/5/13/chartex" xmlns:cx8="http://schemas.microsoft.com/office/drawing/2016/5/14/chartex" xmlns:mc="http://schemas.openxmlformats.org/markup-compatibility/2006" xmlns:aink="http://schemas.microsoft.com/office/drawing/2016/ink" xmlns:am3d="http://schemas.microsoft.com/office/drawing/2017/model3d" xmlns:o="urn:schemas-microsoft-com:office:office" xmlns:oel="http://schemas.microsoft.com/office/2019/extlst" xmlns:r="http://schemas.openxmlformats.org/officeDocument/2006/relationships" xmlns:m="http://schemas.openxmlformats.org/officeDocument/2006/math" xmlns:v="urn:schemas-microsoft-com:vml" xmlns:wp14="http://schemas.microsoft.com/office/word/2010/wordprocessingDrawing" xmlns:wp="http://schemas.openxmlformats.org/drawingml/2006/wordprocessingDrawing" xmlns:w10="urn:schemas-microsoft-com:office:word" xmlns:w="http://schemas.openxmlformats.org/wordprocessingml/2006/main" xmlns:w14="http://schemas.microsoft.com/office/word/2010/wordml" xmlns:w15="http://schemas.microsoft.com/office/word/2012/wordml" xmlns:w16cex="http://schemas.microsoft.com/office/word/2018/wordml/cex" xmlns:w16cid="http://schemas.microsoft.com/office/word/2016/wordml/cid" xmlns:w16="http://schemas.microsoft.com/office/word/2018/wordml" xmlns:w16du="http://schemas.microsoft.com/office/word/2023/wordml/word16du" xmlns:w16sdtdh="http://schemas.microsoft.com/office/word/2020/wordml/sdtdatahash" xmlns:w16sdtfl="http://schemas.microsoft.com/office/word/2024/wordml/sdtformatlock" xmlns:w16se="http://schemas.microsoft.com/office/word/2015/wordml/symex" xmlns:wpg="http://schemas.microsoft.com/office/word/2010/wordprocessingGroup" xmlns:wpi="http://schemas.microsoft.com/office/word/2010/wordprocessingInk" xmlns:wne="http://schemas.microsoft.com/office/word/2006/wordml" xmlns:wps="http://schemas.microsoft.com/office/word/2010/wordprocessingShape" mc:Ignorable="w14 w15 w16se w16cid w16 w16cex w16sdtdh w16sdtfl w16du wp14">
   <w:footnote w:type="separator" w:id="-1">
     <w:p>
       <w:r>
@@ -66862,7 +66691,7 @@
 </file>
 
 <file path=word/header1.xml><?xml version="1.0" encoding="utf-8"?>
-<w:hdr xmlns:wpc="http://schemas.microsoft.com/office/word/2010/wordprocessingCanvas" xmlns:cx="http://schemas.microsoft.com/office/drawing/2014/chartex" xmlns:cx1="http://schemas.microsoft.com/office/drawing/2015/9/8/chartex" xmlns:cx2="http://schemas.microsoft.com/office/drawing/2015/10/21/chartex" xmlns:cx3="http://schemas.microsoft.com/office/drawing/2016/5/9/chartex" xmlns:cx4="http://schemas.microsoft.com/office/drawing/2016/5/10/chartex" xmlns:cx5="http://schemas.microsoft.com/office/drawing/2016/5/11/chartex" xmlns:cx6="http://schemas.microsoft.com/office/drawing/2016/5/12/chartex" xmlns:cx7="http://schemas.microsoft.com/office/drawing/2016/5/13/chartex" xmlns:cx8="http://schemas.microsoft.com/office/drawing/2016/5/14/chartex" xmlns:mc="http://schemas.openxmlformats.org/markup-compatibility/2006" xmlns:aink="http://schemas.microsoft.com/office/drawing/2016/ink" xmlns:am3d="http://schemas.microsoft.com/office/drawing/2017/model3d" xmlns:o="urn:schemas-microsoft-com:office:office" xmlns:r="http://schemas.openxmlformats.org/officeDocument/2006/relationships" xmlns:m="http://schemas.openxmlformats.org/officeDocument/2006/math" xmlns:v="urn:schemas-microsoft-com:vml" xmlns:wp14="http://schemas.microsoft.com/office/word/2010/wordprocessingDrawing" xmlns:wp="http://schemas.openxmlformats.org/drawingml/2006/wordprocessingDrawing" xmlns:w10="urn:schemas-microsoft-com:office:word" xmlns:w="http://schemas.openxmlformats.org/wordprocessingml/2006/main" xmlns:w14="http://schemas.microsoft.com/office/word/2010/wordml" xmlns:w15="http://schemas.microsoft.com/office/word/2012/wordml" xmlns:w16cid="http://schemas.microsoft.com/office/word/2016/wordml/cid" xmlns:w16se="http://schemas.microsoft.com/office/word/2015/wordml/symex" xmlns:wpg="http://schemas.microsoft.com/office/word/2010/wordprocessingGroup" xmlns:wpi="http://schemas.microsoft.com/office/word/2010/wordprocessingInk" xmlns:wne="http://schemas.microsoft.com/office/word/2006/wordml" xmlns:wps="http://schemas.microsoft.com/office/word/2010/wordprocessingShape" mc:Ignorable="w14 w15 w16se w16cid wp14">
+<w:hdr xmlns:wpc="http://schemas.microsoft.com/office/word/2010/wordprocessingCanvas" xmlns:cx="http://schemas.microsoft.com/office/drawing/2014/chartex" xmlns:cx1="http://schemas.microsoft.com/office/drawing/2015/9/8/chartex" xmlns:cx2="http://schemas.microsoft.com/office/drawing/2015/10/21/chartex" xmlns:cx3="http://schemas.microsoft.com/office/drawing/2016/5/9/chartex" xmlns:cx4="http://schemas.microsoft.com/office/drawing/2016/5/10/chartex" xmlns:cx5="http://schemas.microsoft.com/office/drawing/2016/5/11/chartex" xmlns:cx6="http://schemas.microsoft.com/office/drawing/2016/5/12/chartex" xmlns:cx7="http://schemas.microsoft.com/office/drawing/2016/5/13/chartex" xmlns:cx8="http://schemas.microsoft.com/office/drawing/2016/5/14/chartex" xmlns:mc="http://schemas.openxmlformats.org/markup-compatibility/2006" xmlns:aink="http://schemas.microsoft.com/office/drawing/2016/ink" xmlns:am3d="http://schemas.microsoft.com/office/drawing/2017/model3d" xmlns:o="urn:schemas-microsoft-com:office:office" xmlns:oel="http://schemas.microsoft.com/office/2019/extlst" xmlns:r="http://schemas.openxmlformats.org/officeDocument/2006/relationships" xmlns:m="http://schemas.openxmlformats.org/officeDocument/2006/math" xmlns:v="urn:schemas-microsoft-com:vml" xmlns:wp14="http://schemas.microsoft.com/office/word/2010/wordprocessingDrawing" xmlns:wp="http://schemas.openxmlformats.org/drawingml/2006/wordprocessingDrawing" xmlns:w10="urn:schemas-microsoft-com:office:word" xmlns:w="http://schemas.openxmlformats.org/wordprocessingml/2006/main" xmlns:w14="http://schemas.microsoft.com/office/word/2010/wordml" xmlns:w15="http://schemas.microsoft.com/office/word/2012/wordml" xmlns:w16cex="http://schemas.microsoft.com/office/word/2018/wordml/cex" xmlns:w16cid="http://schemas.microsoft.com/office/word/2016/wordml/cid" xmlns:w16="http://schemas.microsoft.com/office/word/2018/wordml" xmlns:w16du="http://schemas.microsoft.com/office/word/2023/wordml/word16du" xmlns:w16sdtdh="http://schemas.microsoft.com/office/word/2020/wordml/sdtdatahash" xmlns:w16sdtfl="http://schemas.microsoft.com/office/word/2024/wordml/sdtformatlock" xmlns:w16se="http://schemas.microsoft.com/office/word/2015/wordml/symex" xmlns:wpg="http://schemas.microsoft.com/office/word/2010/wordprocessingGroup" xmlns:wpi="http://schemas.microsoft.com/office/word/2010/wordprocessingInk" xmlns:wne="http://schemas.microsoft.com/office/word/2006/wordml" xmlns:wps="http://schemas.microsoft.com/office/word/2010/wordprocessingShape" mc:Ignorable="w14 w15 w16se w16cid w16 w16cex w16sdtdh w16sdtfl w16du wp14">
   <w:p>
     <w:pPr>
       <w:pStyle w:val="BodyText"/>
@@ -66879,7 +66708,7 @@
       <mc:AlternateContent>
         <mc:Choice Requires="wps">
           <w:drawing>
-            <wp:anchor distT="0" distB="0" distL="114300" distR="114300" simplePos="0" relativeHeight="251659264" behindDoc="1" locked="0" layoutInCell="1" allowOverlap="1">
+            <wp:anchor distT="0" distB="0" distL="114300" distR="114300" simplePos="0" relativeHeight="251659264" behindDoc="1" locked="0" layoutInCell="1" allowOverlap="1" wp14:anchorId="2A264CFD" wp14:editId="1A644DB2">
               <wp:simplePos x="0" y="0"/>
               <wp:positionH relativeFrom="page">
                 <wp:posOffset>2549525</wp:posOffset>
@@ -67007,7 +66836,7 @@
 </file>
 
 <file path=word/header2.xml><?xml version="1.0" encoding="utf-8"?>
-<w:hdr xmlns:wpc="http://schemas.microsoft.com/office/word/2010/wordprocessingCanvas" xmlns:cx="http://schemas.microsoft.com/office/drawing/2014/chartex" xmlns:cx1="http://schemas.microsoft.com/office/drawing/2015/9/8/chartex" xmlns:cx2="http://schemas.microsoft.com/office/drawing/2015/10/21/chartex" xmlns:cx3="http://schemas.microsoft.com/office/drawing/2016/5/9/chartex" xmlns:cx4="http://schemas.microsoft.com/office/drawing/2016/5/10/chartex" xmlns:cx5="http://schemas.microsoft.com/office/drawing/2016/5/11/chartex" xmlns:cx6="http://schemas.microsoft.com/office/drawing/2016/5/12/chartex" xmlns:cx7="http://schemas.microsoft.com/office/drawing/2016/5/13/chartex" xmlns:cx8="http://schemas.microsoft.com/office/drawing/2016/5/14/chartex" xmlns:mc="http://schemas.openxmlformats.org/markup-compatibility/2006" xmlns:aink="http://schemas.microsoft.com/office/drawing/2016/ink" xmlns:am3d="http://schemas.microsoft.com/office/drawing/2017/model3d" xmlns:o="urn:schemas-microsoft-com:office:office" xmlns:r="http://schemas.openxmlformats.org/officeDocument/2006/relationships" xmlns:m="http://schemas.openxmlformats.org/officeDocument/2006/math" xmlns:v="urn:schemas-microsoft-com:vml" xmlns:wp14="http://schemas.microsoft.com/office/word/2010/wordprocessingDrawing" xmlns:wp="http://schemas.openxmlformats.org/drawingml/2006/wordprocessingDrawing" xmlns:w10="urn:schemas-microsoft-com:office:word" xmlns:w="http://schemas.openxmlformats.org/wordprocessingml/2006/main" xmlns:w14="http://schemas.microsoft.com/office/word/2010/wordml" xmlns:w15="http://schemas.microsoft.com/office/word/2012/wordml" xmlns:w16cid="http://schemas.microsoft.com/office/word/2016/wordml/cid" xmlns:w16se="http://schemas.microsoft.com/office/word/2015/wordml/symex" xmlns:wpg="http://schemas.microsoft.com/office/word/2010/wordprocessingGroup" xmlns:wpi="http://schemas.microsoft.com/office/word/2010/wordprocessingInk" xmlns:wne="http://schemas.microsoft.com/office/word/2006/wordml" xmlns:wps="http://schemas.microsoft.com/office/word/2010/wordprocessingShape" mc:Ignorable="w14 w15 w16se w16cid wp14">
+<w:hdr xmlns:wpc="http://schemas.microsoft.com/office/word/2010/wordprocessingCanvas" xmlns:cx="http://schemas.microsoft.com/office/drawing/2014/chartex" xmlns:cx1="http://schemas.microsoft.com/office/drawing/2015/9/8/chartex" xmlns:cx2="http://schemas.microsoft.com/office/drawing/2015/10/21/chartex" xmlns:cx3="http://schemas.microsoft.com/office/drawing/2016/5/9/chartex" xmlns:cx4="http://schemas.microsoft.com/office/drawing/2016/5/10/chartex" xmlns:cx5="http://schemas.microsoft.com/office/drawing/2016/5/11/chartex" xmlns:cx6="http://schemas.microsoft.com/office/drawing/2016/5/12/chartex" xmlns:cx7="http://schemas.microsoft.com/office/drawing/2016/5/13/chartex" xmlns:cx8="http://schemas.microsoft.com/office/drawing/2016/5/14/chartex" xmlns:mc="http://schemas.openxmlformats.org/markup-compatibility/2006" xmlns:aink="http://schemas.microsoft.com/office/drawing/2016/ink" xmlns:am3d="http://schemas.microsoft.com/office/drawing/2017/model3d" xmlns:o="urn:schemas-microsoft-com:office:office" xmlns:oel="http://schemas.microsoft.com/office/2019/extlst" xmlns:r="http://schemas.openxmlformats.org/officeDocument/2006/relationships" xmlns:m="http://schemas.openxmlformats.org/officeDocument/2006/math" xmlns:v="urn:schemas-microsoft-com:vml" xmlns:wp14="http://schemas.microsoft.com/office/word/2010/wordprocessingDrawing" xmlns:wp="http://schemas.openxmlformats.org/drawingml/2006/wordprocessingDrawing" xmlns:w10="urn:schemas-microsoft-com:office:word" xmlns:w="http://schemas.openxmlformats.org/wordprocessingml/2006/main" xmlns:w14="http://schemas.microsoft.com/office/word/2010/wordml" xmlns:w15="http://schemas.microsoft.com/office/word/2012/wordml" xmlns:w16cex="http://schemas.microsoft.com/office/word/2018/wordml/cex" xmlns:w16cid="http://schemas.microsoft.com/office/word/2016/wordml/cid" xmlns:w16="http://schemas.microsoft.com/office/word/2018/wordml" xmlns:w16du="http://schemas.microsoft.com/office/word/2023/wordml/word16du" xmlns:w16sdtdh="http://schemas.microsoft.com/office/word/2020/wordml/sdtdatahash" xmlns:w16sdtfl="http://schemas.microsoft.com/office/word/2024/wordml/sdtformatlock" xmlns:w16se="http://schemas.microsoft.com/office/word/2015/wordml/symex" xmlns:wpg="http://schemas.microsoft.com/office/word/2010/wordprocessingGroup" xmlns:wpi="http://schemas.microsoft.com/office/word/2010/wordprocessingInk" xmlns:wne="http://schemas.microsoft.com/office/word/2006/wordml" xmlns:wps="http://schemas.microsoft.com/office/word/2010/wordprocessingShape" mc:Ignorable="w14 w15 w16se w16cid w16 w16cex w16sdtdh w16sdtfl w16du wp14">
   <w:p>
     <w:pPr>
       <w:pStyle w:val="BodyText"/>
@@ -67024,7 +66853,7 @@
       <mc:AlternateContent>
         <mc:Choice Requires="wps">
           <w:drawing>
-            <wp:anchor distT="0" distB="0" distL="114300" distR="114300" simplePos="0" relativeHeight="251660288" behindDoc="1" locked="0" layoutInCell="1" allowOverlap="1">
+            <wp:anchor distT="0" distB="0" distL="114300" distR="114300" simplePos="0" relativeHeight="251660288" behindDoc="1" locked="0" layoutInCell="1" allowOverlap="1" wp14:anchorId="15055998" wp14:editId="094ACAFA">
               <wp:simplePos x="0" y="0"/>
               <wp:positionH relativeFrom="page">
                 <wp:posOffset>2635250</wp:posOffset>
@@ -67152,7 +66981,7 @@
 </file>
 
 <file path=word/header3.xml><?xml version="1.0" encoding="utf-8"?>
-<w:hdr xmlns:wpc="http://schemas.microsoft.com/office/word/2010/wordprocessingCanvas" xmlns:cx="http://schemas.microsoft.com/office/drawing/2014/chartex" xmlns:cx1="http://schemas.microsoft.com/office/drawing/2015/9/8/chartex" xmlns:cx2="http://schemas.microsoft.com/office/drawing/2015/10/21/chartex" xmlns:cx3="http://schemas.microsoft.com/office/drawing/2016/5/9/chartex" xmlns:cx4="http://schemas.microsoft.com/office/drawing/2016/5/10/chartex" xmlns:cx5="http://schemas.microsoft.com/office/drawing/2016/5/11/chartex" xmlns:cx6="http://schemas.microsoft.com/office/drawing/2016/5/12/chartex" xmlns:cx7="http://schemas.microsoft.com/office/drawing/2016/5/13/chartex" xmlns:cx8="http://schemas.microsoft.com/office/drawing/2016/5/14/chartex" xmlns:mc="http://schemas.openxmlformats.org/markup-compatibility/2006" xmlns:aink="http://schemas.microsoft.com/office/drawing/2016/ink" xmlns:am3d="http://schemas.microsoft.com/office/drawing/2017/model3d" xmlns:o="urn:schemas-microsoft-com:office:office" xmlns:r="http://schemas.openxmlformats.org/officeDocument/2006/relationships" xmlns:m="http://schemas.openxmlformats.org/officeDocument/2006/math" xmlns:v="urn:schemas-microsoft-com:vml" xmlns:wp14="http://schemas.microsoft.com/office/word/2010/wordprocessingDrawing" xmlns:wp="http://schemas.openxmlformats.org/drawingml/2006/wordprocessingDrawing" xmlns:w10="urn:schemas-microsoft-com:office:word" xmlns:w="http://schemas.openxmlformats.org/wordprocessingml/2006/main" xmlns:w14="http://schemas.microsoft.com/office/word/2010/wordml" xmlns:w15="http://schemas.microsoft.com/office/word/2012/wordml" xmlns:w16cid="http://schemas.microsoft.com/office/word/2016/wordml/cid" xmlns:w16se="http://schemas.microsoft.com/office/word/2015/wordml/symex" xmlns:wpg="http://schemas.microsoft.com/office/word/2010/wordprocessingGroup" xmlns:wpi="http://schemas.microsoft.com/office/word/2010/wordprocessingInk" xmlns:wne="http://schemas.microsoft.com/office/word/2006/wordml" xmlns:wps="http://schemas.microsoft.com/office/word/2010/wordprocessingShape" mc:Ignorable="w14 w15 w16se w16cid wp14">
+<w:hdr xmlns:wpc="http://schemas.microsoft.com/office/word/2010/wordprocessingCanvas" xmlns:cx="http://schemas.microsoft.com/office/drawing/2014/chartex" xmlns:cx1="http://schemas.microsoft.com/office/drawing/2015/9/8/chartex" xmlns:cx2="http://schemas.microsoft.com/office/drawing/2015/10/21/chartex" xmlns:cx3="http://schemas.microsoft.com/office/drawing/2016/5/9/chartex" xmlns:cx4="http://schemas.microsoft.com/office/drawing/2016/5/10/chartex" xmlns:cx5="http://schemas.microsoft.com/office/drawing/2016/5/11/chartex" xmlns:cx6="http://schemas.microsoft.com/office/drawing/2016/5/12/chartex" xmlns:cx7="http://schemas.microsoft.com/office/drawing/2016/5/13/chartex" xmlns:cx8="http://schemas.microsoft.com/office/drawing/2016/5/14/chartex" xmlns:mc="http://schemas.openxmlformats.org/markup-compatibility/2006" xmlns:aink="http://schemas.microsoft.com/office/drawing/2016/ink" xmlns:am3d="http://schemas.microsoft.com/office/drawing/2017/model3d" xmlns:o="urn:schemas-microsoft-com:office:office" xmlns:oel="http://schemas.microsoft.com/office/2019/extlst" xmlns:r="http://schemas.openxmlformats.org/officeDocument/2006/relationships" xmlns:m="http://schemas.openxmlformats.org/officeDocument/2006/math" xmlns:v="urn:schemas-microsoft-com:vml" xmlns:wp14="http://schemas.microsoft.com/office/word/2010/wordprocessingDrawing" xmlns:wp="http://schemas.openxmlformats.org/drawingml/2006/wordprocessingDrawing" xmlns:w10="urn:schemas-microsoft-com:office:word" xmlns:w="http://schemas.openxmlformats.org/wordprocessingml/2006/main" xmlns:w14="http://schemas.microsoft.com/office/word/2010/wordml" xmlns:w15="http://schemas.microsoft.com/office/word/2012/wordml" xmlns:w16cex="http://schemas.microsoft.com/office/word/2018/wordml/cex" xmlns:w16cid="http://schemas.microsoft.com/office/word/2016/wordml/cid" xmlns:w16="http://schemas.microsoft.com/office/word/2018/wordml" xmlns:w16du="http://schemas.microsoft.com/office/word/2023/wordml/word16du" xmlns:w16sdtdh="http://schemas.microsoft.com/office/word/2020/wordml/sdtdatahash" xmlns:w16sdtfl="http://schemas.microsoft.com/office/word/2024/wordml/sdtformatlock" xmlns:w16se="http://schemas.microsoft.com/office/word/2015/wordml/symex" xmlns:wpg="http://schemas.microsoft.com/office/word/2010/wordprocessingGroup" xmlns:wpi="http://schemas.microsoft.com/office/word/2010/wordprocessingInk" xmlns:wne="http://schemas.microsoft.com/office/word/2006/wordml" xmlns:wps="http://schemas.microsoft.com/office/word/2010/wordprocessingShape" mc:Ignorable="w14 w15 w16se w16cid w16 w16cex w16sdtdh w16sdtfl w16du wp14">
   <w:p>
     <w:pPr>
       <w:pStyle w:val="BodyText"/>
@@ -67169,7 +66998,7 @@
       <mc:AlternateContent>
         <mc:Choice Requires="wps">
           <w:drawing>
-            <wp:anchor distT="0" distB="0" distL="114300" distR="114300" simplePos="0" relativeHeight="251661312" behindDoc="1" locked="0" layoutInCell="1" allowOverlap="1">
+            <wp:anchor distT="0" distB="0" distL="114300" distR="114300" simplePos="0" relativeHeight="251661312" behindDoc="1" locked="0" layoutInCell="1" allowOverlap="1" wp14:anchorId="1559997D" wp14:editId="2961FA86">
               <wp:simplePos x="0" y="0"/>
               <wp:positionH relativeFrom="page">
                 <wp:posOffset>2616200</wp:posOffset>
@@ -67297,7 +67126,7 @@
 </file>
 
 <file path=word/header4.xml><?xml version="1.0" encoding="utf-8"?>
-<w:hdr xmlns:wpc="http://schemas.microsoft.com/office/word/2010/wordprocessingCanvas" xmlns:cx="http://schemas.microsoft.com/office/drawing/2014/chartex" xmlns:cx1="http://schemas.microsoft.com/office/drawing/2015/9/8/chartex" xmlns:cx2="http://schemas.microsoft.com/office/drawing/2015/10/21/chartex" xmlns:cx3="http://schemas.microsoft.com/office/drawing/2016/5/9/chartex" xmlns:cx4="http://schemas.microsoft.com/office/drawing/2016/5/10/chartex" xmlns:cx5="http://schemas.microsoft.com/office/drawing/2016/5/11/chartex" xmlns:cx6="http://schemas.microsoft.com/office/drawing/2016/5/12/chartex" xmlns:cx7="http://schemas.microsoft.com/office/drawing/2016/5/13/chartex" xmlns:cx8="http://schemas.microsoft.com/office/drawing/2016/5/14/chartex" xmlns:mc="http://schemas.openxmlformats.org/markup-compatibility/2006" xmlns:aink="http://schemas.microsoft.com/office/drawing/2016/ink" xmlns:am3d="http://schemas.microsoft.com/office/drawing/2017/model3d" xmlns:o="urn:schemas-microsoft-com:office:office" xmlns:r="http://schemas.openxmlformats.org/officeDocument/2006/relationships" xmlns:m="http://schemas.openxmlformats.org/officeDocument/2006/math" xmlns:v="urn:schemas-microsoft-com:vml" xmlns:wp14="http://schemas.microsoft.com/office/word/2010/wordprocessingDrawing" xmlns:wp="http://schemas.openxmlformats.org/drawingml/2006/wordprocessingDrawing" xmlns:w10="urn:schemas-microsoft-com:office:word" xmlns:w="http://schemas.openxmlformats.org/wordprocessingml/2006/main" xmlns:w14="http://schemas.microsoft.com/office/word/2010/wordml" xmlns:w15="http://schemas.microsoft.com/office/word/2012/wordml" xmlns:w16cid="http://schemas.microsoft.com/office/word/2016/wordml/cid" xmlns:w16se="http://schemas.microsoft.com/office/word/2015/wordml/symex" xmlns:wpg="http://schemas.microsoft.com/office/word/2010/wordprocessingGroup" xmlns:wpi="http://schemas.microsoft.com/office/word/2010/wordprocessingInk" xmlns:wne="http://schemas.microsoft.com/office/word/2006/wordml" xmlns:wps="http://schemas.microsoft.com/office/word/2010/wordprocessingShape" mc:Ignorable="w14 w15 w16se w16cid wp14">
+<w:hdr xmlns:wpc="http://schemas.microsoft.com/office/word/2010/wordprocessingCanvas" xmlns:cx="http://schemas.microsoft.com/office/drawing/2014/chartex" xmlns:cx1="http://schemas.microsoft.com/office/drawing/2015/9/8/chartex" xmlns:cx2="http://schemas.microsoft.com/office/drawing/2015/10/21/chartex" xmlns:cx3="http://schemas.microsoft.com/office/drawing/2016/5/9/chartex" xmlns:cx4="http://schemas.microsoft.com/office/drawing/2016/5/10/chartex" xmlns:cx5="http://schemas.microsoft.com/office/drawing/2016/5/11/chartex" xmlns:cx6="http://schemas.microsoft.com/office/drawing/2016/5/12/chartex" xmlns:cx7="http://schemas.microsoft.com/office/drawing/2016/5/13/chartex" xmlns:cx8="http://schemas.microsoft.com/office/drawing/2016/5/14/chartex" xmlns:mc="http://schemas.openxmlformats.org/markup-compatibility/2006" xmlns:aink="http://schemas.microsoft.com/office/drawing/2016/ink" xmlns:am3d="http://schemas.microsoft.com/office/drawing/2017/model3d" xmlns:o="urn:schemas-microsoft-com:office:office" xmlns:oel="http://schemas.microsoft.com/office/2019/extlst" xmlns:r="http://schemas.openxmlformats.org/officeDocument/2006/relationships" xmlns:m="http://schemas.openxmlformats.org/officeDocument/2006/math" xmlns:v="urn:schemas-microsoft-com:vml" xmlns:wp14="http://schemas.microsoft.com/office/word/2010/wordprocessingDrawing" xmlns:wp="http://schemas.openxmlformats.org/drawingml/2006/wordprocessingDrawing" xmlns:w10="urn:schemas-microsoft-com:office:word" xmlns:w="http://schemas.openxmlformats.org/wordprocessingml/2006/main" xmlns:w14="http://schemas.microsoft.com/office/word/2010/wordml" xmlns:w15="http://schemas.microsoft.com/office/word/2012/wordml" xmlns:w16cex="http://schemas.microsoft.com/office/word/2018/wordml/cex" xmlns:w16cid="http://schemas.microsoft.com/office/word/2016/wordml/cid" xmlns:w16="http://schemas.microsoft.com/office/word/2018/wordml" xmlns:w16du="http://schemas.microsoft.com/office/word/2023/wordml/word16du" xmlns:w16sdtdh="http://schemas.microsoft.com/office/word/2020/wordml/sdtdatahash" xmlns:w16sdtfl="http://schemas.microsoft.com/office/word/2024/wordml/sdtformatlock" xmlns:w16se="http://schemas.microsoft.com/office/word/2015/wordml/symex" xmlns:wpg="http://schemas.microsoft.com/office/word/2010/wordprocessingGroup" xmlns:wpi="http://schemas.microsoft.com/office/word/2010/wordprocessingInk" xmlns:wne="http://schemas.microsoft.com/office/word/2006/wordml" xmlns:wps="http://schemas.microsoft.com/office/word/2010/wordprocessingShape" mc:Ignorable="w14 w15 w16se w16cid w16 w16cex w16sdtdh w16sdtfl w16du wp14">
   <w:p>
     <w:pPr>
       <w:pStyle w:val="BodyText"/>
@@ -67314,7 +67143,7 @@
       <mc:AlternateContent>
         <mc:Choice Requires="wps">
           <w:drawing>
-            <wp:anchor distT="0" distB="0" distL="114300" distR="114300" simplePos="0" relativeHeight="251662336" behindDoc="1" locked="0" layoutInCell="1" allowOverlap="1">
+            <wp:anchor distT="0" distB="0" distL="114300" distR="114300" simplePos="0" relativeHeight="251662336" behindDoc="1" locked="0" layoutInCell="1" allowOverlap="1" wp14:anchorId="2ED49D4E" wp14:editId="2DA37CC6">
               <wp:simplePos x="0" y="0"/>
               <wp:positionH relativeFrom="page">
                 <wp:posOffset>2597150</wp:posOffset>
@@ -67442,7 +67271,7 @@
 </file>
 
 <file path=word/header5.xml><?xml version="1.0" encoding="utf-8"?>
-<w:hdr xmlns:wpc="http://schemas.microsoft.com/office/word/2010/wordprocessingCanvas" xmlns:cx="http://schemas.microsoft.com/office/drawing/2014/chartex" xmlns:cx1="http://schemas.microsoft.com/office/drawing/2015/9/8/chartex" xmlns:cx2="http://schemas.microsoft.com/office/drawing/2015/10/21/chartex" xmlns:cx3="http://schemas.microsoft.com/office/drawing/2016/5/9/chartex" xmlns:cx4="http://schemas.microsoft.com/office/drawing/2016/5/10/chartex" xmlns:cx5="http://schemas.microsoft.com/office/drawing/2016/5/11/chartex" xmlns:cx6="http://schemas.microsoft.com/office/drawing/2016/5/12/chartex" xmlns:cx7="http://schemas.microsoft.com/office/drawing/2016/5/13/chartex" xmlns:cx8="http://schemas.microsoft.com/office/drawing/2016/5/14/chartex" xmlns:mc="http://schemas.openxmlformats.org/markup-compatibility/2006" xmlns:aink="http://schemas.microsoft.com/office/drawing/2016/ink" xmlns:am3d="http://schemas.microsoft.com/office/drawing/2017/model3d" xmlns:o="urn:schemas-microsoft-com:office:office" xmlns:r="http://schemas.openxmlformats.org/officeDocument/2006/relationships" xmlns:m="http://schemas.openxmlformats.org/officeDocument/2006/math" xmlns:v="urn:schemas-microsoft-com:vml" xmlns:wp14="http://schemas.microsoft.com/office/word/2010/wordprocessingDrawing" xmlns:wp="http://schemas.openxmlformats.org/drawingml/2006/wordprocessingDrawing" xmlns:w10="urn:schemas-microsoft-com:office:word" xmlns:w="http://schemas.openxmlformats.org/wordprocessingml/2006/main" xmlns:w14="http://schemas.microsoft.com/office/word/2010/wordml" xmlns:w15="http://schemas.microsoft.com/office/word/2012/wordml" xmlns:w16cid="http://schemas.microsoft.com/office/word/2016/wordml/cid" xmlns:w16se="http://schemas.microsoft.com/office/word/2015/wordml/symex" xmlns:wpg="http://schemas.microsoft.com/office/word/2010/wordprocessingGroup" xmlns:wpi="http://schemas.microsoft.com/office/word/2010/wordprocessingInk" xmlns:wne="http://schemas.microsoft.com/office/word/2006/wordml" xmlns:wps="http://schemas.microsoft.com/office/word/2010/wordprocessingShape" mc:Ignorable="w14 w15 w16se w16cid wp14">
+<w:hdr xmlns:wpc="http://schemas.microsoft.com/office/word/2010/wordprocessingCanvas" xmlns:cx="http://schemas.microsoft.com/office/drawing/2014/chartex" xmlns:cx1="http://schemas.microsoft.com/office/drawing/2015/9/8/chartex" xmlns:cx2="http://schemas.microsoft.com/office/drawing/2015/10/21/chartex" xmlns:cx3="http://schemas.microsoft.com/office/drawing/2016/5/9/chartex" xmlns:cx4="http://schemas.microsoft.com/office/drawing/2016/5/10/chartex" xmlns:cx5="http://schemas.microsoft.com/office/drawing/2016/5/11/chartex" xmlns:cx6="http://schemas.microsoft.com/office/drawing/2016/5/12/chartex" xmlns:cx7="http://schemas.microsoft.com/office/drawing/2016/5/13/chartex" xmlns:cx8="http://schemas.microsoft.com/office/drawing/2016/5/14/chartex" xmlns:mc="http://schemas.openxmlformats.org/markup-compatibility/2006" xmlns:aink="http://schemas.microsoft.com/office/drawing/2016/ink" xmlns:am3d="http://schemas.microsoft.com/office/drawing/2017/model3d" xmlns:o="urn:schemas-microsoft-com:office:office" xmlns:oel="http://schemas.microsoft.com/office/2019/extlst" xmlns:r="http://schemas.openxmlformats.org/officeDocument/2006/relationships" xmlns:m="http://schemas.openxmlformats.org/officeDocument/2006/math" xmlns:v="urn:schemas-microsoft-com:vml" xmlns:wp14="http://schemas.microsoft.com/office/word/2010/wordprocessingDrawing" xmlns:wp="http://schemas.openxmlformats.org/drawingml/2006/wordprocessingDrawing" xmlns:w10="urn:schemas-microsoft-com:office:word" xmlns:w="http://schemas.openxmlformats.org/wordprocessingml/2006/main" xmlns:w14="http://schemas.microsoft.com/office/word/2010/wordml" xmlns:w15="http://schemas.microsoft.com/office/word/2012/wordml" xmlns:w16cex="http://schemas.microsoft.com/office/word/2018/wordml/cex" xmlns:w16cid="http://schemas.microsoft.com/office/word/2016/wordml/cid" xmlns:w16="http://schemas.microsoft.com/office/word/2018/wordml" xmlns:w16du="http://schemas.microsoft.com/office/word/2023/wordml/word16du" xmlns:w16sdtdh="http://schemas.microsoft.com/office/word/2020/wordml/sdtdatahash" xmlns:w16sdtfl="http://schemas.microsoft.com/office/word/2024/wordml/sdtformatlock" xmlns:w16se="http://schemas.microsoft.com/office/word/2015/wordml/symex" xmlns:wpg="http://schemas.microsoft.com/office/word/2010/wordprocessingGroup" xmlns:wpi="http://schemas.microsoft.com/office/word/2010/wordprocessingInk" xmlns:wne="http://schemas.microsoft.com/office/word/2006/wordml" xmlns:wps="http://schemas.microsoft.com/office/word/2010/wordprocessingShape" mc:Ignorable="w14 w15 w16se w16cid w16 w16cex w16sdtdh w16sdtfl w16du wp14">
   <w:p>
     <w:pPr>
       <w:pStyle w:val="BodyText"/>
@@ -67459,7 +67288,7 @@
       <mc:AlternateContent>
         <mc:Choice Requires="wps">
           <w:drawing>
-            <wp:anchor distT="0" distB="0" distL="114300" distR="114300" simplePos="0" relativeHeight="251663360" behindDoc="1" locked="0" layoutInCell="1" allowOverlap="1">
+            <wp:anchor distT="0" distB="0" distL="114300" distR="114300" simplePos="0" relativeHeight="251663360" behindDoc="1" locked="0" layoutInCell="1" allowOverlap="1" wp14:anchorId="73F67DAF" wp14:editId="5240A6E6">
               <wp:simplePos x="0" y="0"/>
               <wp:positionH relativeFrom="page">
                 <wp:posOffset>2263775</wp:posOffset>
@@ -67587,7 +67416,7 @@
 </file>
 
 <file path=word/header6.xml><?xml version="1.0" encoding="utf-8"?>
-<w:hdr xmlns:wpc="http://schemas.microsoft.com/office/word/2010/wordprocessingCanvas" xmlns:cx="http://schemas.microsoft.com/office/drawing/2014/chartex" xmlns:cx1="http://schemas.microsoft.com/office/drawing/2015/9/8/chartex" xmlns:cx2="http://schemas.microsoft.com/office/drawing/2015/10/21/chartex" xmlns:cx3="http://schemas.microsoft.com/office/drawing/2016/5/9/chartex" xmlns:cx4="http://schemas.microsoft.com/office/drawing/2016/5/10/chartex" xmlns:cx5="http://schemas.microsoft.com/office/drawing/2016/5/11/chartex" xmlns:cx6="http://schemas.microsoft.com/office/drawing/2016/5/12/chartex" xmlns:cx7="http://schemas.microsoft.com/office/drawing/2016/5/13/chartex" xmlns:cx8="http://schemas.microsoft.com/office/drawing/2016/5/14/chartex" xmlns:mc="http://schemas.openxmlformats.org/markup-compatibility/2006" xmlns:aink="http://schemas.microsoft.com/office/drawing/2016/ink" xmlns:am3d="http://schemas.microsoft.com/office/drawing/2017/model3d" xmlns:o="urn:schemas-microsoft-com:office:office" xmlns:r="http://schemas.openxmlformats.org/officeDocument/2006/relationships" xmlns:m="http://schemas.openxmlformats.org/officeDocument/2006/math" xmlns:v="urn:schemas-microsoft-com:vml" xmlns:wp14="http://schemas.microsoft.com/office/word/2010/wordprocessingDrawing" xmlns:wp="http://schemas.openxmlformats.org/drawingml/2006/wordprocessingDrawing" xmlns:w10="urn:schemas-microsoft-com:office:word" xmlns:w="http://schemas.openxmlformats.org/wordprocessingml/2006/main" xmlns:w14="http://schemas.microsoft.com/office/word/2010/wordml" xmlns:w15="http://schemas.microsoft.com/office/word/2012/wordml" xmlns:w16cid="http://schemas.microsoft.com/office/word/2016/wordml/cid" xmlns:w16se="http://schemas.microsoft.com/office/word/2015/wordml/symex" xmlns:wpg="http://schemas.microsoft.com/office/word/2010/wordprocessingGroup" xmlns:wpi="http://schemas.microsoft.com/office/word/2010/wordprocessingInk" xmlns:wne="http://schemas.microsoft.com/office/word/2006/wordml" xmlns:wps="http://schemas.microsoft.com/office/word/2010/wordprocessingShape" mc:Ignorable="w14 w15 w16se w16cid wp14">
+<w:hdr xmlns:wpc="http://schemas.microsoft.com/office/word/2010/wordprocessingCanvas" xmlns:cx="http://schemas.microsoft.com/office/drawing/2014/chartex" xmlns:cx1="http://schemas.microsoft.com/office/drawing/2015/9/8/chartex" xmlns:cx2="http://schemas.microsoft.com/office/drawing/2015/10/21/chartex" xmlns:cx3="http://schemas.microsoft.com/office/drawing/2016/5/9/chartex" xmlns:cx4="http://schemas.microsoft.com/office/drawing/2016/5/10/chartex" xmlns:cx5="http://schemas.microsoft.com/office/drawing/2016/5/11/chartex" xmlns:cx6="http://schemas.microsoft.com/office/drawing/2016/5/12/chartex" xmlns:cx7="http://schemas.microsoft.com/office/drawing/2016/5/13/chartex" xmlns:cx8="http://schemas.microsoft.com/office/drawing/2016/5/14/chartex" xmlns:mc="http://schemas.openxmlformats.org/markup-compatibility/2006" xmlns:aink="http://schemas.microsoft.com/office/drawing/2016/ink" xmlns:am3d="http://schemas.microsoft.com/office/drawing/2017/model3d" xmlns:o="urn:schemas-microsoft-com:office:office" xmlns:oel="http://schemas.microsoft.com/office/2019/extlst" xmlns:r="http://schemas.openxmlformats.org/officeDocument/2006/relationships" xmlns:m="http://schemas.openxmlformats.org/officeDocument/2006/math" xmlns:v="urn:schemas-microsoft-com:vml" xmlns:wp14="http://schemas.microsoft.com/office/word/2010/wordprocessingDrawing" xmlns:wp="http://schemas.openxmlformats.org/drawingml/2006/wordprocessingDrawing" xmlns:w10="urn:schemas-microsoft-com:office:word" xmlns:w="http://schemas.openxmlformats.org/wordprocessingml/2006/main" xmlns:w14="http://schemas.microsoft.com/office/word/2010/wordml" xmlns:w15="http://schemas.microsoft.com/office/word/2012/wordml" xmlns:w16cex="http://schemas.microsoft.com/office/word/2018/wordml/cex" xmlns:w16cid="http://schemas.microsoft.com/office/word/2016/wordml/cid" xmlns:w16="http://schemas.microsoft.com/office/word/2018/wordml" xmlns:w16du="http://schemas.microsoft.com/office/word/2023/wordml/word16du" xmlns:w16sdtdh="http://schemas.microsoft.com/office/word/2020/wordml/sdtdatahash" xmlns:w16sdtfl="http://schemas.microsoft.com/office/word/2024/wordml/sdtformatlock" xmlns:w16se="http://schemas.microsoft.com/office/word/2015/wordml/symex" xmlns:wpg="http://schemas.microsoft.com/office/word/2010/wordprocessingGroup" xmlns:wpi="http://schemas.microsoft.com/office/word/2010/wordprocessingInk" xmlns:wne="http://schemas.microsoft.com/office/word/2006/wordml" xmlns:wps="http://schemas.microsoft.com/office/word/2010/wordprocessingShape" mc:Ignorable="w14 w15 w16se w16cid w16 w16cex w16sdtdh w16sdtfl w16du wp14">
   <w:p>
     <w:pPr>
       <w:pStyle w:val="BodyText"/>
@@ -67604,7 +67433,7 @@
       <mc:AlternateContent>
         <mc:Choice Requires="wps">
           <w:drawing>
-            <wp:anchor distT="0" distB="0" distL="114300" distR="114300" simplePos="0" relativeHeight="251664384" behindDoc="1" locked="0" layoutInCell="1" allowOverlap="1">
+            <wp:anchor distT="0" distB="0" distL="114300" distR="114300" simplePos="0" relativeHeight="251664384" behindDoc="1" locked="0" layoutInCell="1" allowOverlap="1" wp14:anchorId="154F9701" wp14:editId="2960C5D9">
               <wp:simplePos x="0" y="0"/>
               <wp:positionH relativeFrom="page">
                 <wp:posOffset>1444625</wp:posOffset>
@@ -67732,7 +67561,7 @@
 </file>
 
 <file path=word/header7.xml><?xml version="1.0" encoding="utf-8"?>
-<w:hdr xmlns:wpc="http://schemas.microsoft.com/office/word/2010/wordprocessingCanvas" xmlns:cx="http://schemas.microsoft.com/office/drawing/2014/chartex" xmlns:cx1="http://schemas.microsoft.com/office/drawing/2015/9/8/chartex" xmlns:cx2="http://schemas.microsoft.com/office/drawing/2015/10/21/chartex" xmlns:cx3="http://schemas.microsoft.com/office/drawing/2016/5/9/chartex" xmlns:cx4="http://schemas.microsoft.com/office/drawing/2016/5/10/chartex" xmlns:cx5="http://schemas.microsoft.com/office/drawing/2016/5/11/chartex" xmlns:cx6="http://schemas.microsoft.com/office/drawing/2016/5/12/chartex" xmlns:cx7="http://schemas.microsoft.com/office/drawing/2016/5/13/chartex" xmlns:cx8="http://schemas.microsoft.com/office/drawing/2016/5/14/chartex" xmlns:mc="http://schemas.openxmlformats.org/markup-compatibility/2006" xmlns:aink="http://schemas.microsoft.com/office/drawing/2016/ink" xmlns:am3d="http://schemas.microsoft.com/office/drawing/2017/model3d" xmlns:o="urn:schemas-microsoft-com:office:office" xmlns:r="http://schemas.openxmlformats.org/officeDocument/2006/relationships" xmlns:m="http://schemas.openxmlformats.org/officeDocument/2006/math" xmlns:v="urn:schemas-microsoft-com:vml" xmlns:wp14="http://schemas.microsoft.com/office/word/2010/wordprocessingDrawing" xmlns:wp="http://schemas.openxmlformats.org/drawingml/2006/wordprocessingDrawing" xmlns:w10="urn:schemas-microsoft-com:office:word" xmlns:w="http://schemas.openxmlformats.org/wordprocessingml/2006/main" xmlns:w14="http://schemas.microsoft.com/office/word/2010/wordml" xmlns:w15="http://schemas.microsoft.com/office/word/2012/wordml" xmlns:w16cid="http://schemas.microsoft.com/office/word/2016/wordml/cid" xmlns:w16se="http://schemas.microsoft.com/office/word/2015/wordml/symex" xmlns:wpg="http://schemas.microsoft.com/office/word/2010/wordprocessingGroup" xmlns:wpi="http://schemas.microsoft.com/office/word/2010/wordprocessingInk" xmlns:wne="http://schemas.microsoft.com/office/word/2006/wordml" xmlns:wps="http://schemas.microsoft.com/office/word/2010/wordprocessingShape" mc:Ignorable="w14 w15 w16se w16cid wp14">
+<w:hdr xmlns:wpc="http://schemas.microsoft.com/office/word/2010/wordprocessingCanvas" xmlns:cx="http://schemas.microsoft.com/office/drawing/2014/chartex" xmlns:cx1="http://schemas.microsoft.com/office/drawing/2015/9/8/chartex" xmlns:cx2="http://schemas.microsoft.com/office/drawing/2015/10/21/chartex" xmlns:cx3="http://schemas.microsoft.com/office/drawing/2016/5/9/chartex" xmlns:cx4="http://schemas.microsoft.com/office/drawing/2016/5/10/chartex" xmlns:cx5="http://schemas.microsoft.com/office/drawing/2016/5/11/chartex" xmlns:cx6="http://schemas.microsoft.com/office/drawing/2016/5/12/chartex" xmlns:cx7="http://schemas.microsoft.com/office/drawing/2016/5/13/chartex" xmlns:cx8="http://schemas.microsoft.com/office/drawing/2016/5/14/chartex" xmlns:mc="http://schemas.openxmlformats.org/markup-compatibility/2006" xmlns:aink="http://schemas.microsoft.com/office/drawing/2016/ink" xmlns:am3d="http://schemas.microsoft.com/office/drawing/2017/model3d" xmlns:o="urn:schemas-microsoft-com:office:office" xmlns:oel="http://schemas.microsoft.com/office/2019/extlst" xmlns:r="http://schemas.openxmlformats.org/officeDocument/2006/relationships" xmlns:m="http://schemas.openxmlformats.org/officeDocument/2006/math" xmlns:v="urn:schemas-microsoft-com:vml" xmlns:wp14="http://schemas.microsoft.com/office/word/2010/wordprocessingDrawing" xmlns:wp="http://schemas.openxmlformats.org/drawingml/2006/wordprocessingDrawing" xmlns:w10="urn:schemas-microsoft-com:office:word" xmlns:w="http://schemas.openxmlformats.org/wordprocessingml/2006/main" xmlns:w14="http://schemas.microsoft.com/office/word/2010/wordml" xmlns:w15="http://schemas.microsoft.com/office/word/2012/wordml" xmlns:w16cex="http://schemas.microsoft.com/office/word/2018/wordml/cex" xmlns:w16cid="http://schemas.microsoft.com/office/word/2016/wordml/cid" xmlns:w16="http://schemas.microsoft.com/office/word/2018/wordml" xmlns:w16du="http://schemas.microsoft.com/office/word/2023/wordml/word16du" xmlns:w16sdtdh="http://schemas.microsoft.com/office/word/2020/wordml/sdtdatahash" xmlns:w16sdtfl="http://schemas.microsoft.com/office/word/2024/wordml/sdtformatlock" xmlns:w16se="http://schemas.microsoft.com/office/word/2015/wordml/symex" xmlns:wpg="http://schemas.microsoft.com/office/word/2010/wordprocessingGroup" xmlns:wpi="http://schemas.microsoft.com/office/word/2010/wordprocessingInk" xmlns:wne="http://schemas.microsoft.com/office/word/2006/wordml" xmlns:wps="http://schemas.microsoft.com/office/word/2010/wordprocessingShape" mc:Ignorable="w14 w15 w16se w16cid w16 w16cex w16sdtdh w16sdtfl w16du wp14">
   <w:p>
     <w:pPr>
       <w:pStyle w:val="BodyText"/>
@@ -67749,7 +67578,7 @@
       <mc:AlternateContent>
         <mc:Choice Requires="wps">
           <w:drawing>
-            <wp:anchor distT="0" distB="0" distL="114300" distR="114300" simplePos="0" relativeHeight="251665408" behindDoc="1" locked="0" layoutInCell="1" allowOverlap="1">
+            <wp:anchor distT="0" distB="0" distL="114300" distR="114300" simplePos="0" relativeHeight="251665408" behindDoc="1" locked="0" layoutInCell="1" allowOverlap="1" wp14:anchorId="0092F06D" wp14:editId="201E29DD">
               <wp:simplePos x="0" y="0"/>
               <wp:positionH relativeFrom="page">
                 <wp:posOffset>1825625</wp:posOffset>
@@ -67877,7 +67706,7 @@
 </file>
 
 <file path=word/header8.xml><?xml version="1.0" encoding="utf-8"?>
-<w:hdr xmlns:wpc="http://schemas.microsoft.com/office/word/2010/wordprocessingCanvas" xmlns:cx="http://schemas.microsoft.com/office/drawing/2014/chartex" xmlns:cx1="http://schemas.microsoft.com/office/drawing/2015/9/8/chartex" xmlns:cx2="http://schemas.microsoft.com/office/drawing/2015/10/21/chartex" xmlns:cx3="http://schemas.microsoft.com/office/drawing/2016/5/9/chartex" xmlns:cx4="http://schemas.microsoft.com/office/drawing/2016/5/10/chartex" xmlns:cx5="http://schemas.microsoft.com/office/drawing/2016/5/11/chartex" xmlns:cx6="http://schemas.microsoft.com/office/drawing/2016/5/12/chartex" xmlns:cx7="http://schemas.microsoft.com/office/drawing/2016/5/13/chartex" xmlns:cx8="http://schemas.microsoft.com/office/drawing/2016/5/14/chartex" xmlns:mc="http://schemas.openxmlformats.org/markup-compatibility/2006" xmlns:aink="http://schemas.microsoft.com/office/drawing/2016/ink" xmlns:am3d="http://schemas.microsoft.com/office/drawing/2017/model3d" xmlns:o="urn:schemas-microsoft-com:office:office" xmlns:r="http://schemas.openxmlformats.org/officeDocument/2006/relationships" xmlns:m="http://schemas.openxmlformats.org/officeDocument/2006/math" xmlns:v="urn:schemas-microsoft-com:vml" xmlns:wp14="http://schemas.microsoft.com/office/word/2010/wordprocessingDrawing" xmlns:wp="http://schemas.openxmlformats.org/drawingml/2006/wordprocessingDrawing" xmlns:w10="urn:schemas-microsoft-com:office:word" xmlns:w="http://schemas.openxmlformats.org/wordprocessingml/2006/main" xmlns:w14="http://schemas.microsoft.com/office/word/2010/wordml" xmlns:w15="http://schemas.microsoft.com/office/word/2012/wordml" xmlns:w16cid="http://schemas.microsoft.com/office/word/2016/wordml/cid" xmlns:w16se="http://schemas.microsoft.com/office/word/2015/wordml/symex" xmlns:wpg="http://schemas.microsoft.com/office/word/2010/wordprocessingGroup" xmlns:wpi="http://schemas.microsoft.com/office/word/2010/wordprocessingInk" xmlns:wne="http://schemas.microsoft.com/office/word/2006/wordml" xmlns:wps="http://schemas.microsoft.com/office/word/2010/wordprocessingShape" mc:Ignorable="w14 w15 w16se w16cid wp14">
+<w:hdr xmlns:wpc="http://schemas.microsoft.com/office/word/2010/wordprocessingCanvas" xmlns:cx="http://schemas.microsoft.com/office/drawing/2014/chartex" xmlns:cx1="http://schemas.microsoft.com/office/drawing/2015/9/8/chartex" xmlns:cx2="http://schemas.microsoft.com/office/drawing/2015/10/21/chartex" xmlns:cx3="http://schemas.microsoft.com/office/drawing/2016/5/9/chartex" xmlns:cx4="http://schemas.microsoft.com/office/drawing/2016/5/10/chartex" xmlns:cx5="http://schemas.microsoft.com/office/drawing/2016/5/11/chartex" xmlns:cx6="http://schemas.microsoft.com/office/drawing/2016/5/12/chartex" xmlns:cx7="http://schemas.microsoft.com/office/drawing/2016/5/13/chartex" xmlns:cx8="http://schemas.microsoft.com/office/drawing/2016/5/14/chartex" xmlns:mc="http://schemas.openxmlformats.org/markup-compatibility/2006" xmlns:aink="http://schemas.microsoft.com/office/drawing/2016/ink" xmlns:am3d="http://schemas.microsoft.com/office/drawing/2017/model3d" xmlns:o="urn:schemas-microsoft-com:office:office" xmlns:oel="http://schemas.microsoft.com/office/2019/extlst" xmlns:r="http://schemas.openxmlformats.org/officeDocument/2006/relationships" xmlns:m="http://schemas.openxmlformats.org/officeDocument/2006/math" xmlns:v="urn:schemas-microsoft-com:vml" xmlns:wp14="http://schemas.microsoft.com/office/word/2010/wordprocessingDrawing" xmlns:wp="http://schemas.openxmlformats.org/drawingml/2006/wordprocessingDrawing" xmlns:w10="urn:schemas-microsoft-com:office:word" xmlns:w="http://schemas.openxmlformats.org/wordprocessingml/2006/main" xmlns:w14="http://schemas.microsoft.com/office/word/2010/wordml" xmlns:w15="http://schemas.microsoft.com/office/word/2012/wordml" xmlns:w16cex="http://schemas.microsoft.com/office/word/2018/wordml/cex" xmlns:w16cid="http://schemas.microsoft.com/office/word/2016/wordml/cid" xmlns:w16="http://schemas.microsoft.com/office/word/2018/wordml" xmlns:w16du="http://schemas.microsoft.com/office/word/2023/wordml/word16du" xmlns:w16sdtdh="http://schemas.microsoft.com/office/word/2020/wordml/sdtdatahash" xmlns:w16sdtfl="http://schemas.microsoft.com/office/word/2024/wordml/sdtformatlock" xmlns:w16se="http://schemas.microsoft.com/office/word/2015/wordml/symex" xmlns:wpg="http://schemas.microsoft.com/office/word/2010/wordprocessingGroup" xmlns:wpi="http://schemas.microsoft.com/office/word/2010/wordprocessingInk" xmlns:wne="http://schemas.microsoft.com/office/word/2006/wordml" xmlns:wps="http://schemas.microsoft.com/office/word/2010/wordprocessingShape" mc:Ignorable="w14 w15 w16se w16cid w16 w16cex w16sdtdh w16sdtfl w16du wp14">
   <w:p>
     <w:pPr>
       <w:pStyle w:val="BodyText"/>
@@ -67894,7 +67723,7 @@
       <mc:AlternateContent>
         <mc:Choice Requires="wps">
           <w:drawing>
-            <wp:anchor distT="0" distB="0" distL="114300" distR="114300" simplePos="0" relativeHeight="251666432" behindDoc="1" locked="0" layoutInCell="1" allowOverlap="1">
+            <wp:anchor distT="0" distB="0" distL="114300" distR="114300" simplePos="0" relativeHeight="251666432" behindDoc="1" locked="0" layoutInCell="1" allowOverlap="1" wp14:anchorId="4038D9D4" wp14:editId="6009777D">
               <wp:simplePos x="0" y="0"/>
               <wp:positionH relativeFrom="page">
                 <wp:posOffset>1501775</wp:posOffset>
@@ -67958,21 +67787,12 @@
                               <w:sz w:val="36"/>
                             </w:rPr>
                           </w:pPr>
-                          <w:proofErr w:type="spellStart"/>
                           <w:r>
                             <w:rPr>
                               <w:b/>
                               <w:sz w:val="36"/>
                             </w:rPr>
-                            <w:t>PizzaDiction</w:t>
-                          </w:r>
-                          <w:proofErr w:type="spellEnd"/>
-                          <w:r>
-                            <w:rPr>
-                              <w:b/>
-                              <w:sz w:val="36"/>
-                            </w:rPr>
-                            <w:t xml:space="preserve"> = Pete’s Addiction</w:t>
+                            <w:t>PizzaDiction = Pete’s Addiction</w:t>
                           </w:r>
                         </w:p>
                       </w:txbxContent>
@@ -68040,7 +67860,7 @@
 </file>
 
 <file path=word/header9.xml><?xml version="1.0" encoding="utf-8"?>
-<w:hdr xmlns:wpc="http://schemas.microsoft.com/office/word/2010/wordprocessingCanvas" xmlns:cx="http://schemas.microsoft.com/office/drawing/2014/chartex" xmlns:cx1="http://schemas.microsoft.com/office/drawing/2015/9/8/chartex" xmlns:cx2="http://schemas.microsoft.com/office/drawing/2015/10/21/chartex" xmlns:cx3="http://schemas.microsoft.com/office/drawing/2016/5/9/chartex" xmlns:cx4="http://schemas.microsoft.com/office/drawing/2016/5/10/chartex" xmlns:cx5="http://schemas.microsoft.com/office/drawing/2016/5/11/chartex" xmlns:cx6="http://schemas.microsoft.com/office/drawing/2016/5/12/chartex" xmlns:cx7="http://schemas.microsoft.com/office/drawing/2016/5/13/chartex" xmlns:cx8="http://schemas.microsoft.com/office/drawing/2016/5/14/chartex" xmlns:mc="http://schemas.openxmlformats.org/markup-compatibility/2006" xmlns:aink="http://schemas.microsoft.com/office/drawing/2016/ink" xmlns:am3d="http://schemas.microsoft.com/office/drawing/2017/model3d" xmlns:o="urn:schemas-microsoft-com:office:office" xmlns:r="http://schemas.openxmlformats.org/officeDocument/2006/relationships" xmlns:m="http://schemas.openxmlformats.org/officeDocument/2006/math" xmlns:v="urn:schemas-microsoft-com:vml" xmlns:wp14="http://schemas.microsoft.com/office/word/2010/wordprocessingDrawing" xmlns:wp="http://schemas.openxmlformats.org/drawingml/2006/wordprocessingDrawing" xmlns:w10="urn:schemas-microsoft-com:office:word" xmlns:w="http://schemas.openxmlformats.org/wordprocessingml/2006/main" xmlns:w14="http://schemas.microsoft.com/office/word/2010/wordml" xmlns:w15="http://schemas.microsoft.com/office/word/2012/wordml" xmlns:w16cid="http://schemas.microsoft.com/office/word/2016/wordml/cid" xmlns:w16se="http://schemas.microsoft.com/office/word/2015/wordml/symex" xmlns:wpg="http://schemas.microsoft.com/office/word/2010/wordprocessingGroup" xmlns:wpi="http://schemas.microsoft.com/office/word/2010/wordprocessingInk" xmlns:wne="http://schemas.microsoft.com/office/word/2006/wordml" xmlns:wps="http://schemas.microsoft.com/office/word/2010/wordprocessingShape" mc:Ignorable="w14 w15 w16se w16cid wp14">
+<w:hdr xmlns:wpc="http://schemas.microsoft.com/office/word/2010/wordprocessingCanvas" xmlns:cx="http://schemas.microsoft.com/office/drawing/2014/chartex" xmlns:cx1="http://schemas.microsoft.com/office/drawing/2015/9/8/chartex" xmlns:cx2="http://schemas.microsoft.com/office/drawing/2015/10/21/chartex" xmlns:cx3="http://schemas.microsoft.com/office/drawing/2016/5/9/chartex" xmlns:cx4="http://schemas.microsoft.com/office/drawing/2016/5/10/chartex" xmlns:cx5="http://schemas.microsoft.com/office/drawing/2016/5/11/chartex" xmlns:cx6="http://schemas.microsoft.com/office/drawing/2016/5/12/chartex" xmlns:cx7="http://schemas.microsoft.com/office/drawing/2016/5/13/chartex" xmlns:cx8="http://schemas.microsoft.com/office/drawing/2016/5/14/chartex" xmlns:mc="http://schemas.openxmlformats.org/markup-compatibility/2006" xmlns:aink="http://schemas.microsoft.com/office/drawing/2016/ink" xmlns:am3d="http://schemas.microsoft.com/office/drawing/2017/model3d" xmlns:o="urn:schemas-microsoft-com:office:office" xmlns:oel="http://schemas.microsoft.com/office/2019/extlst" xmlns:r="http://schemas.openxmlformats.org/officeDocument/2006/relationships" xmlns:m="http://schemas.openxmlformats.org/officeDocument/2006/math" xmlns:v="urn:schemas-microsoft-com:vml" xmlns:wp14="http://schemas.microsoft.com/office/word/2010/wordprocessingDrawing" xmlns:wp="http://schemas.openxmlformats.org/drawingml/2006/wordprocessingDrawing" xmlns:w10="urn:schemas-microsoft-com:office:word" xmlns:w="http://schemas.openxmlformats.org/wordprocessingml/2006/main" xmlns:w14="http://schemas.microsoft.com/office/word/2010/wordml" xmlns:w15="http://schemas.microsoft.com/office/word/2012/wordml" xmlns:w16cex="http://schemas.microsoft.com/office/word/2018/wordml/cex" xmlns:w16cid="http://schemas.microsoft.com/office/word/2016/wordml/cid" xmlns:w16="http://schemas.microsoft.com/office/word/2018/wordml" xmlns:w16du="http://schemas.microsoft.com/office/word/2023/wordml/word16du" xmlns:w16sdtdh="http://schemas.microsoft.com/office/word/2020/wordml/sdtdatahash" xmlns:w16sdtfl="http://schemas.microsoft.com/office/word/2024/wordml/sdtformatlock" xmlns:w16se="http://schemas.microsoft.com/office/word/2015/wordml/symex" xmlns:wpg="http://schemas.microsoft.com/office/word/2010/wordprocessingGroup" xmlns:wpi="http://schemas.microsoft.com/office/word/2010/wordprocessingInk" xmlns:wne="http://schemas.microsoft.com/office/word/2006/wordml" xmlns:wps="http://schemas.microsoft.com/office/word/2010/wordprocessingShape" mc:Ignorable="w14 w15 w16se w16cid w16 w16cex w16sdtdh w16sdtfl w16du wp14">
   <w:p>
     <w:pPr>
       <w:pStyle w:val="BodyText"/>
@@ -68054,7 +67874,7 @@
 </file>
 
 <file path=word/numbering.xml><?xml version="1.0" encoding="utf-8"?>
-<w:numbering xmlns:wpc="http://schemas.microsoft.com/office/word/2010/wordprocessingCanvas" xmlns:cx="http://schemas.microsoft.com/office/drawing/2014/chartex" xmlns:cx1="http://schemas.microsoft.com/office/drawing/2015/9/8/chartex" xmlns:cx2="http://schemas.microsoft.com/office/drawing/2015/10/21/chartex" xmlns:cx3="http://schemas.microsoft.com/office/drawing/2016/5/9/chartex" xmlns:cx4="http://schemas.microsoft.com/office/drawing/2016/5/10/chartex" xmlns:cx5="http://schemas.microsoft.com/office/drawing/2016/5/11/chartex" xmlns:cx6="http://schemas.microsoft.com/office/drawing/2016/5/12/chartex" xmlns:cx7="http://schemas.microsoft.com/office/drawing/2016/5/13/chartex" xmlns:cx8="http://schemas.microsoft.com/office/drawing/2016/5/14/chartex" xmlns:mc="http://schemas.openxmlformats.org/markup-compatibility/2006" xmlns:aink="http://schemas.microsoft.com/office/drawing/2016/ink" xmlns:am3d="http://schemas.microsoft.com/office/drawing/2017/model3d" xmlns:o="urn:schemas-microsoft-com:office:office" xmlns:r="http://schemas.openxmlformats.org/officeDocument/2006/relationships" xmlns:m="http://schemas.openxmlformats.org/officeDocument/2006/math" xmlns:v="urn:schemas-microsoft-com:vml" xmlns:wp14="http://schemas.microsoft.com/office/word/2010/wordprocessingDrawing" xmlns:wp="http://schemas.openxmlformats.org/drawingml/2006/wordprocessingDrawing" xmlns:w10="urn:schemas-microsoft-com:office:word" xmlns:w="http://schemas.openxmlformats.org/wordprocessingml/2006/main" xmlns:w14="http://schemas.microsoft.com/office/word/2010/wordml" xmlns:w15="http://schemas.microsoft.com/office/word/2012/wordml" xmlns:w16cid="http://schemas.microsoft.com/office/word/2016/wordml/cid" xmlns:w16se="http://schemas.microsoft.com/office/word/2015/wordml/symex" xmlns:wpg="http://schemas.microsoft.com/office/word/2010/wordprocessingGroup" xmlns:wpi="http://schemas.microsoft.com/office/word/2010/wordprocessingInk" xmlns:wne="http://schemas.microsoft.com/office/word/2006/wordml" xmlns:wps="http://schemas.microsoft.com/office/word/2010/wordprocessingShape" mc:Ignorable="w14 w15 w16se w16cid wp14">
+<w:numbering xmlns:wpc="http://schemas.microsoft.com/office/word/2010/wordprocessingCanvas" xmlns:cx="http://schemas.microsoft.com/office/drawing/2014/chartex" xmlns:cx1="http://schemas.microsoft.com/office/drawing/2015/9/8/chartex" xmlns:cx2="http://schemas.microsoft.com/office/drawing/2015/10/21/chartex" xmlns:cx3="http://schemas.microsoft.com/office/drawing/2016/5/9/chartex" xmlns:cx4="http://schemas.microsoft.com/office/drawing/2016/5/10/chartex" xmlns:cx5="http://schemas.microsoft.com/office/drawing/2016/5/11/chartex" xmlns:cx6="http://schemas.microsoft.com/office/drawing/2016/5/12/chartex" xmlns:cx7="http://schemas.microsoft.com/office/drawing/2016/5/13/chartex" xmlns:cx8="http://schemas.microsoft.com/office/drawing/2016/5/14/chartex" xmlns:mc="http://schemas.openxmlformats.org/markup-compatibility/2006" xmlns:aink="http://schemas.microsoft.com/office/drawing/2016/ink" xmlns:am3d="http://schemas.microsoft.com/office/drawing/2017/model3d" xmlns:o="urn:schemas-microsoft-com:office:office" xmlns:oel="http://schemas.microsoft.com/office/2019/extlst" xmlns:r="http://schemas.openxmlformats.org/officeDocument/2006/relationships" xmlns:m="http://schemas.openxmlformats.org/officeDocument/2006/math" xmlns:v="urn:schemas-microsoft-com:vml" xmlns:wp14="http://schemas.microsoft.com/office/word/2010/wordprocessingDrawing" xmlns:wp="http://schemas.openxmlformats.org/drawingml/2006/wordprocessingDrawing" xmlns:w10="urn:schemas-microsoft-com:office:word" xmlns:w="http://schemas.openxmlformats.org/wordprocessingml/2006/main" xmlns:w14="http://schemas.microsoft.com/office/word/2010/wordml" xmlns:w15="http://schemas.microsoft.com/office/word/2012/wordml" xmlns:w16cex="http://schemas.microsoft.com/office/word/2018/wordml/cex" xmlns:w16cid="http://schemas.microsoft.com/office/word/2016/wordml/cid" xmlns:w16="http://schemas.microsoft.com/office/word/2018/wordml" xmlns:w16du="http://schemas.microsoft.com/office/word/2023/wordml/word16du" xmlns:w16sdtdh="http://schemas.microsoft.com/office/word/2020/wordml/sdtdatahash" xmlns:w16sdtfl="http://schemas.microsoft.com/office/word/2024/wordml/sdtformatlock" xmlns:w16se="http://schemas.microsoft.com/office/word/2015/wordml/symex" xmlns:wpg="http://schemas.microsoft.com/office/word/2010/wordprocessingGroup" xmlns:wpi="http://schemas.microsoft.com/office/word/2010/wordprocessingInk" xmlns:wne="http://schemas.microsoft.com/office/word/2006/wordml" xmlns:wps="http://schemas.microsoft.com/office/word/2010/wordprocessingShape" mc:Ignorable="w14 w15 w16se w16cid w16 w16cex w16sdtdh w16sdtfl w16du wp14">
   <w:abstractNum w:abstractNumId="0" w15:restartNumberingAfterBreak="0">
     <w:nsid w:val="22A36EF5"/>
     <w:multiLevelType w:val="hybridMultilevel"/>
@@ -68423,20 +68243,20 @@
       </w:rPr>
     </w:lvl>
   </w:abstractNum>
-  <w:num w:numId="1">
+  <w:num w:numId="1" w16cid:durableId="597718176">
     <w:abstractNumId w:val="1"/>
   </w:num>
-  <w:num w:numId="2">
+  <w:num w:numId="2" w16cid:durableId="1896041349">
     <w:abstractNumId w:val="0"/>
   </w:num>
-  <w:num w:numId="3">
+  <w:num w:numId="3" w16cid:durableId="204292430">
     <w:abstractNumId w:val="2"/>
   </w:num>
 </w:numbering>
 </file>
 
 <file path=word/styles.xml><?xml version="1.0" encoding="utf-8"?>
-<w:styles xmlns:mc="http://schemas.openxmlformats.org/markup-compatibility/2006" xmlns:r="http://schemas.openxmlformats.org/officeDocument/2006/relationships" xmlns:w="http://schemas.openxmlformats.org/wordprocessingml/2006/main" xmlns:w14="http://schemas.microsoft.com/office/word/2010/wordml" xmlns:w15="http://schemas.microsoft.com/office/word/2012/wordml" xmlns:w16cid="http://schemas.microsoft.com/office/word/2016/wordml/cid" xmlns:w16se="http://schemas.microsoft.com/office/word/2015/wordml/symex" mc:Ignorable="w14 w15 w16se w16cid">
+<w:styles xmlns:mc="http://schemas.openxmlformats.org/markup-compatibility/2006" xmlns:r="http://schemas.openxmlformats.org/officeDocument/2006/relationships" xmlns:w="http://schemas.openxmlformats.org/wordprocessingml/2006/main" xmlns:w14="http://schemas.microsoft.com/office/word/2010/wordml" xmlns:w15="http://schemas.microsoft.com/office/word/2012/wordml" xmlns:w16cex="http://schemas.microsoft.com/office/word/2018/wordml/cex" xmlns:w16cid="http://schemas.microsoft.com/office/word/2016/wordml/cid" xmlns:w16="http://schemas.microsoft.com/office/word/2018/wordml" xmlns:w16du="http://schemas.microsoft.com/office/word/2023/wordml/word16du" xmlns:w16sdtdh="http://schemas.microsoft.com/office/word/2020/wordml/sdtdatahash" xmlns:w16sdtfl="http://schemas.microsoft.com/office/word/2024/wordml/sdtformatlock" xmlns:w16se="http://schemas.microsoft.com/office/word/2015/wordml/symex" mc:Ignorable="w14 w15 w16se w16cid w16 w16cex w16sdtdh w16sdtfl w16du">
   <w:docDefaults>
     <w:rPrDefault>
       <w:rPr>
@@ -68454,7 +68274,7 @@
       </w:pPr>
     </w:pPrDefault>
   </w:docDefaults>
-  <w:latentStyles w:defLockedState="0" w:defUIPriority="99" w:defSemiHidden="0" w:defUnhideWhenUsed="0" w:defQFormat="0" w:count="375">
+  <w:latentStyles w:defLockedState="0" w:defUIPriority="99" w:defSemiHidden="0" w:defUnhideWhenUsed="0" w:defQFormat="0" w:count="376">
     <w:lsdException w:name="Normal" w:uiPriority="0" w:qFormat="1"/>
     <w:lsdException w:name="heading 1" w:uiPriority="9" w:qFormat="1"/>
     <w:lsdException w:name="heading 2" w:semiHidden="1" w:uiPriority="9" w:unhideWhenUsed="1" w:qFormat="1"/>
@@ -68830,6 +68650,7 @@
     <w:lsdException w:name="Smart Hyperlink" w:semiHidden="1" w:unhideWhenUsed="1"/>
     <w:lsdException w:name="Hashtag" w:semiHidden="1" w:unhideWhenUsed="1"/>
     <w:lsdException w:name="Unresolved Mention" w:semiHidden="1" w:unhideWhenUsed="1"/>
+    <w:lsdException w:name="Smart Link" w:semiHidden="1" w:unhideWhenUsed="1"/>
   </w:latentStyles>
   <w:style w:type="paragraph" w:default="1" w:styleId="Normal">
     <w:name w:val="Normal"/>
